--- a/2022/Drafts/Compliance Documents/LMCI-HERS/2022-LMCI-MCH-23b-H-AirflowRate-EveryZonalControlMode.docx
+++ b/2022/Drafts/Compliance Documents/LMCI-HERS/2022-LMCI-MCH-23b-H-AirflowRate-EveryZonalControlMode.docx
@@ -1239,8 +1239,8 @@
         <w:tblLook w:val="0000" w:firstRow="0" w:lastRow="0" w:firstColumn="0" w:lastColumn="0" w:noHBand="0" w:noVBand="0"/>
       </w:tblPr>
       <w:tblGrid>
-        <w:gridCol w:w="474"/>
-        <w:gridCol w:w="5815"/>
+        <w:gridCol w:w="473"/>
+        <w:gridCol w:w="5816"/>
         <w:gridCol w:w="4501"/>
       </w:tblGrid>
       <w:tr>
@@ -3484,16 +3484,7 @@
                 <w:sz w:val="18"/>
                 <w:szCs w:val="18"/>
               </w:rPr>
-              <w:t xml:space="preserve">Air filters that meet the applicable requirements of Standards </w:t>
-            </w:r>
-            <w:proofErr w:type="gramStart"/>
-            <w:r>
-              <w:rPr>
-                <w:rFonts w:asciiTheme="minorHAnsi" w:hAnsiTheme="minorHAnsi"/>
-                <w:sz w:val="18"/>
-                <w:szCs w:val="18"/>
-              </w:rPr>
-              <w:t xml:space="preserve">Section </w:t>
+              <w:t xml:space="preserve">Air filters that meet the applicable requirements of Standards Section </w:t>
             </w:r>
             <w:r>
               <w:rPr>
@@ -3509,16 +3500,7 @@
                 <w:sz w:val="18"/>
                 <w:szCs w:val="18"/>
               </w:rPr>
-              <w:t>160.2</w:t>
-            </w:r>
-            <w:proofErr w:type="gramEnd"/>
-            <w:r>
-              <w:rPr>
-                <w:rFonts w:asciiTheme="minorHAnsi" w:hAnsiTheme="minorHAnsi"/>
-                <w:sz w:val="18"/>
-                <w:szCs w:val="18"/>
-              </w:rPr>
-              <w:t>(b)1</w:t>
+              <w:t>160.2(b)1</w:t>
             </w:r>
             <w:r>
               <w:rPr>
@@ -3869,25 +3851,7 @@
                 <w:sz w:val="18"/>
                 <w:szCs w:val="18"/>
               </w:rPr>
-              <w:t xml:space="preserve">If fresh air duct is part of the HVAC </w:t>
-            </w:r>
-            <w:proofErr w:type="gramStart"/>
-            <w:r>
-              <w:rPr>
-                <w:rFonts w:asciiTheme="minorHAnsi" w:hAnsiTheme="minorHAnsi"/>
-                <w:sz w:val="18"/>
-                <w:szCs w:val="18"/>
-              </w:rPr>
-              <w:t>system</w:t>
-            </w:r>
-            <w:proofErr w:type="gramEnd"/>
-            <w:r>
-              <w:rPr>
-                <w:rFonts w:asciiTheme="minorHAnsi" w:hAnsiTheme="minorHAnsi"/>
-                <w:sz w:val="18"/>
-                <w:szCs w:val="18"/>
-              </w:rPr>
-              <w:t xml:space="preserve"> it was not closed during the diagnostic test.</w:t>
+              <w:t>If fresh air duct is part of the HVAC system it was not closed during the diagnostic test.</w:t>
             </w:r>
           </w:p>
         </w:tc>
@@ -4116,10 +4080,10 @@
         <w:tblLook w:val="0000" w:firstRow="0" w:lastRow="0" w:firstColumn="0" w:lastColumn="0" w:noHBand="0" w:noVBand="0"/>
       </w:tblPr>
       <w:tblGrid>
-        <w:gridCol w:w="5167"/>
+        <w:gridCol w:w="5166"/>
         <w:gridCol w:w="264"/>
         <w:gridCol w:w="2485"/>
-        <w:gridCol w:w="2874"/>
+        <w:gridCol w:w="2875"/>
       </w:tblGrid>
       <w:tr>
         <w:trPr>
@@ -4529,21 +4493,7 @@
               <w:rPr>
                 <w:rFonts w:asciiTheme="minorHAnsi" w:hAnsiTheme="minorHAnsi" w:cstheme="minorHAnsi"/>
               </w:rPr>
-              <w:t xml:space="preserve">The constructed or installed features, materials, </w:t>
-            </w:r>
-            <w:proofErr w:type="gramStart"/>
-            <w:r>
-              <w:rPr>
-                <w:rFonts w:asciiTheme="minorHAnsi" w:hAnsiTheme="minorHAnsi" w:cstheme="minorHAnsi"/>
-              </w:rPr>
-              <w:t>components</w:t>
-            </w:r>
-            <w:proofErr w:type="gramEnd"/>
-            <w:r>
-              <w:rPr>
-                <w:rFonts w:asciiTheme="minorHAnsi" w:hAnsiTheme="minorHAnsi" w:cstheme="minorHAnsi"/>
-              </w:rPr>
-              <w:t xml:space="preserve"> or manufactured devices (the installation) identified on this certificate of installation conforms to all applicable codes and regulations and the installation conforms to the requirements given on the certificate of compliance, plans, and specifications approved by the enforcement agency.</w:t>
+              <w:t>The constructed or installed features, materials, components or manufactured devices (the installation) identified on this certificate of installation conforms to all applicable codes and regulations and the installation conforms to the requirements given on the certificate of compliance, plans, and specifications approved by the enforcement agency.</w:t>
             </w:r>
           </w:p>
           <w:p>
@@ -4761,21 +4711,7 @@
               <w:rPr>
                 <w:rFonts w:ascii="Calibri" w:hAnsi="Calibri"/>
               </w:rPr>
-              <w:t>Company Name</w:t>
-            </w:r>
-            <w:proofErr w:type="gramStart"/>
-            <w:r>
-              <w:rPr>
-                <w:rFonts w:ascii="Calibri" w:hAnsi="Calibri"/>
-              </w:rPr>
-              <w:t>:  (</w:t>
-            </w:r>
-            <w:proofErr w:type="gramEnd"/>
-            <w:r>
-              <w:rPr>
-                <w:rFonts w:ascii="Calibri" w:hAnsi="Calibri"/>
-              </w:rPr>
-              <w:t>Installing Subcontractor or General Contractor or Builder/Owner)</w:t>
+              <w:t>Company Name:  (Installing Subcontractor or General Contractor or Builder/Owner)</w:t>
             </w:r>
           </w:p>
         </w:tc>
@@ -5784,21 +5720,7 @@
         <w:rPr>
           <w:rFonts w:ascii="Calibri" w:hAnsi="Calibri"/>
         </w:rPr>
-        <w:t xml:space="preserve">-MCH-01, which must be completed prior to this document. If the number of indoor units connected to the outdoor unit is equal to one or the system is a packaged </w:t>
-      </w:r>
-      <w:proofErr w:type="gramStart"/>
-      <w:r>
-        <w:rPr>
-          <w:rFonts w:ascii="Calibri" w:hAnsi="Calibri"/>
-        </w:rPr>
-        <w:t>system</w:t>
-      </w:r>
-      <w:proofErr w:type="gramEnd"/>
-      <w:r>
-        <w:rPr>
-          <w:rFonts w:ascii="Calibri" w:hAnsi="Calibri"/>
-        </w:rPr>
-        <w:t xml:space="preserve"> then this field is equal to the nominal cooling capacity of the condenser. If the number of indoor units connected to the outdoor unit is greater than one this field is equal to the indoor unit nominal cooling capacity.</w:t>
+        <w:t>-MCH-01, which must be completed prior to this document. If the number of indoor units connected to the outdoor unit is equal to one or the system is a packaged system then this field is equal to the nominal cooling capacity of the condenser. If the number of indoor units connected to the outdoor unit is greater than one this field is equal to the indoor unit nominal cooling capacity.</w:t>
       </w:r>
     </w:p>
     <w:p>
@@ -6185,23 +6107,7 @@
           <w:rFonts w:ascii="Calibri" w:hAnsi="Calibri"/>
           <w:bCs/>
         </w:rPr>
-        <w:t xml:space="preserve">If </w:t>
-      </w:r>
-      <w:proofErr w:type="gramStart"/>
-      <w:r>
-        <w:rPr>
-          <w:rFonts w:ascii="Calibri" w:hAnsi="Calibri"/>
-          <w:bCs/>
-        </w:rPr>
-        <w:t>an</w:t>
-      </w:r>
-      <w:proofErr w:type="gramEnd"/>
-      <w:r>
-        <w:rPr>
-          <w:rFonts w:ascii="Calibri" w:hAnsi="Calibri"/>
-          <w:bCs/>
-        </w:rPr>
-        <w:t xml:space="preserve"> Hole Static Pressure Probe is installed then select “HSPP Installed”</w:t>
+        <w:t>If an Hole Static Pressure Probe is installed then select “HSPP Installed”</w:t>
       </w:r>
     </w:p>
     <w:p>
@@ -6220,23 +6126,7 @@
           <w:rFonts w:ascii="Calibri" w:hAnsi="Calibri"/>
           <w:bCs/>
         </w:rPr>
-        <w:t xml:space="preserve">If a Permanent Static Pressure Probe is </w:t>
-      </w:r>
-      <w:proofErr w:type="gramStart"/>
-      <w:r>
-        <w:rPr>
-          <w:rFonts w:ascii="Calibri" w:hAnsi="Calibri"/>
-          <w:bCs/>
-        </w:rPr>
-        <w:t>installed</w:t>
-      </w:r>
-      <w:proofErr w:type="gramEnd"/>
-      <w:r>
-        <w:rPr>
-          <w:rFonts w:ascii="Calibri" w:hAnsi="Calibri"/>
-          <w:bCs/>
-        </w:rPr>
-        <w:t xml:space="preserve"> then select “PSPP Installed”</w:t>
+        <w:t>If a Permanent Static Pressure Probe is installed then select “PSPP Installed”</w:t>
       </w:r>
     </w:p>
     <w:p>
@@ -7053,23 +6943,7 @@
           <w:rFonts w:asciiTheme="minorHAnsi" w:hAnsiTheme="minorHAnsi"/>
           <w:szCs w:val="18"/>
         </w:rPr>
-        <w:t xml:space="preserve">is required, it must be performed simultaneously to the corresponding airflow from this test). All other zones must not be calling during this test. The zone dampers for the other zones must be in their normal closed position. Enter the airflow value measured for the zone that is calling. This test must be performed for </w:t>
-      </w:r>
-      <w:proofErr w:type="gramStart"/>
-      <w:r>
-        <w:rPr>
-          <w:rFonts w:asciiTheme="minorHAnsi" w:hAnsiTheme="minorHAnsi"/>
-          <w:szCs w:val="18"/>
-        </w:rPr>
-        <w:t>each and every</w:t>
-      </w:r>
-      <w:proofErr w:type="gramEnd"/>
-      <w:r>
-        <w:rPr>
-          <w:rFonts w:asciiTheme="minorHAnsi" w:hAnsiTheme="minorHAnsi"/>
-          <w:szCs w:val="18"/>
-        </w:rPr>
-        <w:t xml:space="preserve"> independently controlled zone.</w:t>
+        <w:t>is required, it must be performed simultaneously to the corresponding airflow from this test). All other zones must not be calling during this test. The zone dampers for the other zones must be in their normal closed position. Enter the airflow value measured for the zone that is calling. This test must be performed for each and every independently controlled zone.</w:t>
       </w:r>
     </w:p>
     <w:p>
@@ -7097,23 +6971,7 @@
           <w:rFonts w:asciiTheme="minorHAnsi" w:hAnsiTheme="minorHAnsi"/>
           <w:szCs w:val="18"/>
         </w:rPr>
-        <w:t xml:space="preserve">This field is filled out automatically. The result is based on </w:t>
-      </w:r>
-      <w:proofErr w:type="gramStart"/>
-      <w:r>
-        <w:rPr>
-          <w:rFonts w:asciiTheme="minorHAnsi" w:hAnsiTheme="minorHAnsi"/>
-          <w:szCs w:val="18"/>
-        </w:rPr>
-        <w:t>whether or not</w:t>
-      </w:r>
-      <w:proofErr w:type="gramEnd"/>
-      <w:r>
-        <w:rPr>
-          <w:rFonts w:asciiTheme="minorHAnsi" w:hAnsiTheme="minorHAnsi"/>
-          <w:szCs w:val="18"/>
-        </w:rPr>
-        <w:t xml:space="preserve"> the actual airflow meets the required</w:t>
+        <w:t>This field is filled out automatically. The result is based on whether or not the actual airflow meets the required</w:t>
       </w:r>
       <w:r>
         <w:rPr>
@@ -7146,17 +7004,8 @@
           <w:rFonts w:asciiTheme="minorHAnsi" w:hAnsiTheme="minorHAnsi"/>
           <w:szCs w:val="18"/>
         </w:rPr>
-        <w:t xml:space="preserve">This field is filled out automatically. The result is based on whether or not the actual airflow meets the required airflow for all </w:t>
+        <w:t>This field is filled out automatically. The result is based on whether or not the actual airflow meets the required airflow for all zones</w:t>
       </w:r>
-      <w:proofErr w:type="gramStart"/>
-      <w:r>
-        <w:rPr>
-          <w:rFonts w:asciiTheme="minorHAnsi" w:hAnsiTheme="minorHAnsi"/>
-          <w:szCs w:val="18"/>
-        </w:rPr>
-        <w:t>zones</w:t>
-      </w:r>
-      <w:proofErr w:type="gramEnd"/>
     </w:p>
     <w:p>
       <w:pPr>
@@ -7711,25 +7560,7 @@
                 <w:sz w:val="18"/>
                 <w:szCs w:val="18"/>
               </w:rPr>
-              <w:t xml:space="preserve">&lt;&lt;if the parent is </w:t>
-            </w:r>
-            <w:proofErr w:type="gramStart"/>
-            <w:r>
-              <w:rPr>
-                <w:rFonts w:asciiTheme="minorHAnsi" w:hAnsiTheme="minorHAnsi"/>
-                <w:sz w:val="18"/>
-                <w:szCs w:val="18"/>
-              </w:rPr>
-              <w:t>a</w:t>
-            </w:r>
-            <w:proofErr w:type="gramEnd"/>
-            <w:r>
-              <w:rPr>
-                <w:rFonts w:asciiTheme="minorHAnsi" w:hAnsiTheme="minorHAnsi"/>
-                <w:sz w:val="18"/>
-                <w:szCs w:val="18"/>
-              </w:rPr>
-              <w:t xml:space="preserve"> MCH-01b and a “yes” answer was given in B08 or B09, then A04 </w:t>
+              <w:t xml:space="preserve">&lt;&lt;if the parent is a MCH-01b and a “yes” answer was given in B08 or B09, then A04 </w:t>
             </w:r>
             <w:r>
               <w:rPr>
@@ -7879,25 +7710,7 @@
                 <w:sz w:val="16"/>
                 <w:szCs w:val="16"/>
               </w:rPr>
-              <w:t>then, result in this field = ‘N/A - Heating-only system</w:t>
-            </w:r>
-            <w:proofErr w:type="gramStart"/>
-            <w:r>
-              <w:rPr>
-                <w:rFonts w:asciiTheme="minorHAnsi" w:hAnsiTheme="minorHAnsi"/>
-                <w:sz w:val="16"/>
-                <w:szCs w:val="16"/>
-              </w:rPr>
-              <w:t>’;</w:t>
-            </w:r>
-            <w:proofErr w:type="gramEnd"/>
-            <w:r>
-              <w:rPr>
-                <w:rFonts w:asciiTheme="minorHAnsi" w:hAnsiTheme="minorHAnsi"/>
-                <w:sz w:val="16"/>
-                <w:szCs w:val="16"/>
-              </w:rPr>
-              <w:t xml:space="preserve"> </w:t>
+              <w:t xml:space="preserve">then, result in this field = ‘N/A - Heating-only system’; </w:t>
             </w:r>
           </w:p>
           <w:p>
@@ -7984,25 +7797,7 @@
                 <w:sz w:val="16"/>
                 <w:szCs w:val="16"/>
               </w:rPr>
-              <w:t xml:space="preserve">and the system type in MCH-01a fields D04 or D05 are one of the following three types: </w:t>
-            </w:r>
-            <w:proofErr w:type="gramStart"/>
-            <w:r>
-              <w:rPr>
-                <w:rFonts w:asciiTheme="minorHAnsi" w:hAnsiTheme="minorHAnsi"/>
-                <w:sz w:val="16"/>
-                <w:szCs w:val="16"/>
-              </w:rPr>
-              <w:t>1:[</w:t>
-            </w:r>
-            <w:proofErr w:type="gramEnd"/>
-            <w:r>
-              <w:rPr>
-                <w:rFonts w:asciiTheme="minorHAnsi" w:hAnsiTheme="minorHAnsi"/>
-                <w:sz w:val="16"/>
-                <w:szCs w:val="16"/>
-              </w:rPr>
-              <w:t>VCHP-Ducted], 2:[VCHP-Ductless], 3:[</w:t>
+              <w:t>and the system type in MCH-01a fields D04 or D05 are one of the following three types: 1:[VCHP-Ducted], 2:[VCHP-Ductless], 3:[</w:t>
             </w:r>
             <w:proofErr w:type="spellStart"/>
             <w:r>
@@ -8198,25 +7993,7 @@
                 <w:sz w:val="16"/>
                 <w:szCs w:val="16"/>
               </w:rPr>
-              <w:t xml:space="preserve"> and the system type in MCH-01b fields C03 or C07 are one of the following three types: </w:t>
-            </w:r>
-            <w:proofErr w:type="gramStart"/>
-            <w:r>
-              <w:rPr>
-                <w:rFonts w:asciiTheme="minorHAnsi" w:hAnsiTheme="minorHAnsi"/>
-                <w:sz w:val="16"/>
-                <w:szCs w:val="16"/>
-              </w:rPr>
-              <w:t>1:[</w:t>
-            </w:r>
-            <w:proofErr w:type="gramEnd"/>
-            <w:r>
-              <w:rPr>
-                <w:rFonts w:asciiTheme="minorHAnsi" w:hAnsiTheme="minorHAnsi"/>
-                <w:sz w:val="16"/>
-                <w:szCs w:val="16"/>
-              </w:rPr>
-              <w:t>VCHP-Ducted], 2:[VCHP-Ductless], 3:[</w:t>
+              <w:t xml:space="preserve"> and the system type in MCH-01b fields C03 or C07 are one of the following three types: 1:[VCHP-Ducted], 2:[VCHP-Ductless], 3:[</w:t>
             </w:r>
             <w:proofErr w:type="spellStart"/>
             <w:r>
@@ -8423,25 +8200,7 @@
                 <w:sz w:val="16"/>
                 <w:szCs w:val="16"/>
               </w:rPr>
-              <w:t xml:space="preserve"> and the system type in MCH-01c fields C04 or C05 are one of the following three types: </w:t>
-            </w:r>
-            <w:proofErr w:type="gramStart"/>
-            <w:r>
-              <w:rPr>
-                <w:rFonts w:asciiTheme="minorHAnsi" w:hAnsiTheme="minorHAnsi"/>
-                <w:sz w:val="16"/>
-                <w:szCs w:val="16"/>
-              </w:rPr>
-              <w:t>1:[</w:t>
-            </w:r>
-            <w:proofErr w:type="gramEnd"/>
-            <w:r>
-              <w:rPr>
-                <w:rFonts w:asciiTheme="minorHAnsi" w:hAnsiTheme="minorHAnsi"/>
-                <w:sz w:val="16"/>
-                <w:szCs w:val="16"/>
-              </w:rPr>
-              <w:t>VCHP-Ducted], 2:[VCHP-Ductless], 3:[</w:t>
+              <w:t xml:space="preserve"> and the system type in MCH-01c fields C04 or C05 are one of the following three types: 1:[VCHP-Ducted], 2:[VCHP-Ductless], 3:[</w:t>
             </w:r>
             <w:proofErr w:type="spellStart"/>
             <w:r>
@@ -8636,25 +8395,7 @@
                 <w:sz w:val="16"/>
                 <w:szCs w:val="16"/>
               </w:rPr>
-              <w:t xml:space="preserve">, and the system type in MCH-01d fields D04 or D05 are one of the following three types: </w:t>
-            </w:r>
-            <w:proofErr w:type="gramStart"/>
-            <w:r>
-              <w:rPr>
-                <w:rFonts w:asciiTheme="minorHAnsi" w:hAnsiTheme="minorHAnsi"/>
-                <w:sz w:val="16"/>
-                <w:szCs w:val="16"/>
-              </w:rPr>
-              <w:t>1:[</w:t>
-            </w:r>
-            <w:proofErr w:type="gramEnd"/>
-            <w:r>
-              <w:rPr>
-                <w:rFonts w:asciiTheme="minorHAnsi" w:hAnsiTheme="minorHAnsi"/>
-                <w:sz w:val="16"/>
-                <w:szCs w:val="16"/>
-              </w:rPr>
-              <w:t>VCHP-Ducted], 2:[VCHP-Ductless], 3:[</w:t>
+              <w:t>, and the system type in MCH-01d fields D04 or D05 are one of the following three types: 1:[VCHP-Ducted], 2:[VCHP-Ductless], 3:[</w:t>
             </w:r>
             <w:proofErr w:type="spellStart"/>
             <w:r>
@@ -8962,18 +8703,8 @@
                 <w:sz w:val="18"/>
                 <w:szCs w:val="18"/>
               </w:rPr>
-              <w:t xml:space="preserve"> then display text result= n/a - Heating-only </w:t>
-            </w:r>
-            <w:proofErr w:type="gramStart"/>
-            <w:r>
-              <w:rPr>
-                <w:rFonts w:asciiTheme="minorHAnsi" w:hAnsiTheme="minorHAnsi"/>
-                <w:sz w:val="18"/>
-                <w:szCs w:val="18"/>
-              </w:rPr>
-              <w:t>system;</w:t>
-            </w:r>
-            <w:proofErr w:type="gramEnd"/>
+              <w:t xml:space="preserve"> then display text result= n/a - Heating-only system;</w:t>
+            </w:r>
           </w:p>
           <w:p>
             <w:pPr>
@@ -8984,7 +8715,6 @@
               </w:rPr>
             </w:pPr>
             <w:proofErr w:type="spellStart"/>
-            <w:proofErr w:type="gramStart"/>
             <w:r>
               <w:rPr>
                 <w:rFonts w:asciiTheme="minorHAnsi" w:hAnsiTheme="minorHAnsi"/>
@@ -9000,44 +8730,25 @@
                 <w:sz w:val="18"/>
                 <w:szCs w:val="18"/>
               </w:rPr>
-              <w:t xml:space="preserve">  the</w:t>
-            </w:r>
-            <w:proofErr w:type="gramEnd"/>
-            <w:r>
-              <w:rPr>
-                <w:rFonts w:asciiTheme="minorHAnsi" w:hAnsiTheme="minorHAnsi"/>
-                <w:sz w:val="18"/>
-                <w:szCs w:val="18"/>
-              </w:rPr>
-              <w:t xml:space="preserve"> condenser speed type is not  given on the MCH-01,</w:t>
-            </w:r>
-          </w:p>
-          <w:p>
-            <w:pPr>
-              <w:rPr>
-                <w:rFonts w:asciiTheme="minorHAnsi" w:hAnsiTheme="minorHAnsi"/>
-                <w:sz w:val="18"/>
-                <w:szCs w:val="18"/>
-              </w:rPr>
-            </w:pPr>
-            <w:r>
-              <w:rPr>
-                <w:rFonts w:asciiTheme="minorHAnsi" w:hAnsiTheme="minorHAnsi"/>
-                <w:sz w:val="18"/>
-                <w:szCs w:val="18"/>
-              </w:rPr>
-              <w:t xml:space="preserve">then display text n/a –Condenser Speed requirements do not </w:t>
-            </w:r>
-            <w:proofErr w:type="gramStart"/>
-            <w:r>
-              <w:rPr>
-                <w:rFonts w:asciiTheme="minorHAnsi" w:hAnsiTheme="minorHAnsi"/>
-                <w:sz w:val="18"/>
-                <w:szCs w:val="18"/>
-              </w:rPr>
-              <w:t>apply;</w:t>
-            </w:r>
-            <w:proofErr w:type="gramEnd"/>
+              <w:t xml:space="preserve">  the condenser speed type is not  given on the MCH-01,</w:t>
+            </w:r>
+          </w:p>
+          <w:p>
+            <w:pPr>
+              <w:rPr>
+                <w:rFonts w:asciiTheme="minorHAnsi" w:hAnsiTheme="minorHAnsi"/>
+                <w:sz w:val="18"/>
+                <w:szCs w:val="18"/>
+              </w:rPr>
+            </w:pPr>
+            <w:r>
+              <w:rPr>
+                <w:rFonts w:asciiTheme="minorHAnsi" w:hAnsiTheme="minorHAnsi"/>
+                <w:sz w:val="18"/>
+                <w:szCs w:val="18"/>
+              </w:rPr>
+              <w:t>then display text n/a –Condenser Speed requirements do not apply;</w:t>
+            </w:r>
           </w:p>
           <w:p>
             <w:pPr>
@@ -9048,7 +8759,6 @@
               </w:rPr>
             </w:pPr>
             <w:proofErr w:type="spellStart"/>
-            <w:proofErr w:type="gramStart"/>
             <w:r>
               <w:rPr>
                 <w:rFonts w:asciiTheme="minorHAnsi" w:hAnsiTheme="minorHAnsi"/>
@@ -9064,16 +8774,7 @@
                 <w:sz w:val="18"/>
                 <w:szCs w:val="18"/>
               </w:rPr>
-              <w:t xml:space="preserve">  the</w:t>
-            </w:r>
-            <w:proofErr w:type="gramEnd"/>
-            <w:r>
-              <w:rPr>
-                <w:rFonts w:asciiTheme="minorHAnsi" w:hAnsiTheme="minorHAnsi"/>
-                <w:sz w:val="18"/>
-                <w:szCs w:val="18"/>
-              </w:rPr>
-              <w:t xml:space="preserve"> condenser speed type is given on the MCH-01,</w:t>
+              <w:t xml:space="preserve">  the condenser speed type is given on the MCH-01,</w:t>
             </w:r>
           </w:p>
           <w:p>
@@ -9232,7 +8933,6 @@
               <w:t xml:space="preserve">&lt;&lt;calculated </w:t>
             </w:r>
             <w:proofErr w:type="spellStart"/>
-            <w:proofErr w:type="gramStart"/>
             <w:r>
               <w:rPr>
                 <w:rFonts w:asciiTheme="minorHAnsi" w:hAnsiTheme="minorHAnsi"/>
@@ -9242,7 +8942,6 @@
               <w:t>field:If</w:t>
             </w:r>
             <w:proofErr w:type="spellEnd"/>
-            <w:proofErr w:type="gramEnd"/>
             <w:r>
               <w:rPr>
                 <w:rFonts w:asciiTheme="minorHAnsi" w:hAnsiTheme="minorHAnsi"/>
@@ -9301,18 +9000,8 @@
                 <w:sz w:val="18"/>
                 <w:szCs w:val="18"/>
               </w:rPr>
-              <w:t xml:space="preserve">then display text:  n/a –Cooling System Zonal Control requirements do not </w:t>
-            </w:r>
-            <w:proofErr w:type="gramStart"/>
-            <w:r>
-              <w:rPr>
-                <w:rFonts w:asciiTheme="minorHAnsi" w:hAnsiTheme="minorHAnsi"/>
-                <w:sz w:val="18"/>
-                <w:szCs w:val="18"/>
-              </w:rPr>
-              <w:t>apply;</w:t>
-            </w:r>
-            <w:proofErr w:type="gramEnd"/>
+              <w:t>then display text:  n/a –Cooling System Zonal Control requirements do not apply;</w:t>
+            </w:r>
           </w:p>
           <w:p>
             <w:pPr>
@@ -9323,7 +9012,6 @@
               </w:rPr>
             </w:pPr>
             <w:proofErr w:type="spellStart"/>
-            <w:proofErr w:type="gramStart"/>
             <w:r>
               <w:rPr>
                 <w:rFonts w:asciiTheme="minorHAnsi" w:hAnsiTheme="minorHAnsi"/>
@@ -9339,16 +9027,7 @@
                 <w:sz w:val="18"/>
                 <w:szCs w:val="18"/>
               </w:rPr>
-              <w:t xml:space="preserve">  the</w:t>
-            </w:r>
-            <w:proofErr w:type="gramEnd"/>
-            <w:r>
-              <w:rPr>
-                <w:rFonts w:asciiTheme="minorHAnsi" w:hAnsiTheme="minorHAnsi"/>
-                <w:sz w:val="18"/>
-                <w:szCs w:val="18"/>
-              </w:rPr>
-              <w:t xml:space="preserve"> Cooling System Zonal Control Type is given on the MCH-01,</w:t>
+              <w:t xml:space="preserve">  the Cooling System Zonal Control Type is given on the MCH-01,</w:t>
             </w:r>
           </w:p>
           <w:p>
@@ -9513,25 +9192,7 @@
                 <w:sz w:val="18"/>
                 <w:szCs w:val="18"/>
               </w:rPr>
-              <w:t>reference value from MCH-</w:t>
-            </w:r>
-            <w:proofErr w:type="gramStart"/>
-            <w:r>
-              <w:rPr>
-                <w:rFonts w:asciiTheme="minorHAnsi" w:hAnsiTheme="minorHAnsi"/>
-                <w:sz w:val="18"/>
-                <w:szCs w:val="18"/>
-              </w:rPr>
-              <w:t>01;</w:t>
-            </w:r>
-            <w:proofErr w:type="gramEnd"/>
-            <w:r>
-              <w:rPr>
-                <w:rFonts w:asciiTheme="minorHAnsi" w:hAnsiTheme="minorHAnsi"/>
-                <w:sz w:val="18"/>
-                <w:szCs w:val="18"/>
-              </w:rPr>
-              <w:t xml:space="preserve"> </w:t>
+              <w:t xml:space="preserve">reference value from MCH-01; </w:t>
             </w:r>
           </w:p>
           <w:p>
@@ -9695,45 +9356,25 @@
                 <w:sz w:val="18"/>
                 <w:szCs w:val="18"/>
               </w:rPr>
-              <w:t>If parent is MCH-01b, MCH-01c, or MCH-01d then value=N/</w:t>
-            </w:r>
-            <w:proofErr w:type="gramStart"/>
-            <w:r>
-              <w:rPr>
-                <w:rFonts w:asciiTheme="minorHAnsi" w:hAnsiTheme="minorHAnsi"/>
-                <w:sz w:val="18"/>
-                <w:szCs w:val="18"/>
-              </w:rPr>
-              <w:t>A;</w:t>
-            </w:r>
-            <w:proofErr w:type="gramEnd"/>
-          </w:p>
-          <w:p>
-            <w:pPr>
-              <w:rPr>
-                <w:rFonts w:asciiTheme="minorHAnsi" w:hAnsiTheme="minorHAnsi"/>
-                <w:sz w:val="18"/>
-                <w:szCs w:val="18"/>
-              </w:rPr>
-            </w:pPr>
-            <w:r>
-              <w:rPr>
-                <w:rFonts w:asciiTheme="minorHAnsi" w:hAnsiTheme="minorHAnsi"/>
-                <w:sz w:val="18"/>
-                <w:szCs w:val="18"/>
-              </w:rPr>
-              <w:t xml:space="preserve">elseif parent is MCH-01a, reference value from MCH-01a </w:t>
-            </w:r>
-            <w:proofErr w:type="gramStart"/>
-            <w:r>
-              <w:rPr>
-                <w:rFonts w:asciiTheme="minorHAnsi" w:hAnsiTheme="minorHAnsi"/>
-                <w:sz w:val="18"/>
-                <w:szCs w:val="18"/>
-              </w:rPr>
-              <w:t>sectionJ10;</w:t>
-            </w:r>
-            <w:proofErr w:type="gramEnd"/>
+              <w:t>If parent is MCH-01b, MCH-01c, or MCH-01d then value=N/A;</w:t>
+            </w:r>
+          </w:p>
+          <w:p>
+            <w:pPr>
+              <w:rPr>
+                <w:rFonts w:asciiTheme="minorHAnsi" w:hAnsiTheme="minorHAnsi"/>
+                <w:sz w:val="18"/>
+                <w:szCs w:val="18"/>
+              </w:rPr>
+            </w:pPr>
+            <w:r>
+              <w:rPr>
+                <w:rFonts w:asciiTheme="minorHAnsi" w:hAnsiTheme="minorHAnsi"/>
+                <w:sz w:val="18"/>
+                <w:szCs w:val="18"/>
+              </w:rPr>
+              <w:t>elseif parent is MCH-01a, reference value from MCH-01a sectionJ10;</w:t>
+            </w:r>
           </w:p>
           <w:p>
             <w:pPr>
@@ -9933,25 +9574,7 @@
                 <w:sz w:val="18"/>
                 <w:szCs w:val="18"/>
               </w:rPr>
-              <w:t>If A04</w:t>
-            </w:r>
-            <w:proofErr w:type="gramStart"/>
-            <w:r>
-              <w:rPr>
-                <w:rFonts w:asciiTheme="minorHAnsi" w:hAnsiTheme="minorHAnsi"/>
-                <w:sz w:val="18"/>
-                <w:szCs w:val="18"/>
-              </w:rPr>
-              <w:t>=(</w:t>
-            </w:r>
-            <w:proofErr w:type="gramEnd"/>
-            <w:r>
-              <w:rPr>
-                <w:rFonts w:asciiTheme="minorHAnsi" w:hAnsiTheme="minorHAnsi"/>
-                <w:sz w:val="18"/>
-                <w:szCs w:val="18"/>
-              </w:rPr>
-              <w:t>New or Replacement), then display result = RA3.3 procedures for airflow rate measurement;</w:t>
+              <w:t>If A04=(New or Replacement), then display result = RA3.3 procedures for airflow rate measurement;</w:t>
             </w:r>
           </w:p>
           <w:p>
@@ -10490,25 +10113,7 @@
                 <w:sz w:val="18"/>
                 <w:szCs w:val="18"/>
               </w:rPr>
-              <w:t>&lt;&lt;</w:t>
-            </w:r>
-            <w:proofErr w:type="gramStart"/>
-            <w:r>
-              <w:rPr>
-                <w:rFonts w:asciiTheme="minorHAnsi" w:hAnsiTheme="minorHAnsi"/>
-                <w:sz w:val="18"/>
-                <w:szCs w:val="18"/>
-              </w:rPr>
-              <w:t>user</w:t>
-            </w:r>
-            <w:proofErr w:type="gramEnd"/>
-            <w:r>
-              <w:rPr>
-                <w:rFonts w:asciiTheme="minorHAnsi" w:hAnsiTheme="minorHAnsi"/>
-                <w:sz w:val="18"/>
-                <w:szCs w:val="18"/>
-              </w:rPr>
-              <w:t xml:space="preserve"> select one of the options from list: </w:t>
+              <w:t xml:space="preserve">&lt;&lt;user select one of the options from list: </w:t>
             </w:r>
           </w:p>
           <w:p>
@@ -10531,25 +10136,7 @@
                 <w:sz w:val="18"/>
                 <w:szCs w:val="18"/>
               </w:rPr>
-              <w:t>**HSPP installed and labeled consistent with Figure RA3.3-</w:t>
-            </w:r>
-            <w:proofErr w:type="gramStart"/>
-            <w:r>
-              <w:rPr>
-                <w:rFonts w:asciiTheme="minorHAnsi" w:hAnsiTheme="minorHAnsi"/>
-                <w:sz w:val="18"/>
-                <w:szCs w:val="18"/>
-              </w:rPr>
-              <w:t>1;</w:t>
-            </w:r>
-            <w:proofErr w:type="gramEnd"/>
-            <w:r>
-              <w:rPr>
-                <w:rFonts w:asciiTheme="minorHAnsi" w:hAnsiTheme="minorHAnsi"/>
-                <w:sz w:val="18"/>
-                <w:szCs w:val="18"/>
-              </w:rPr>
-              <w:t xml:space="preserve"> </w:t>
+              <w:t xml:space="preserve">**HSPP installed and labeled consistent with Figure RA3.3-1; </w:t>
             </w:r>
           </w:p>
           <w:p>
@@ -10674,25 +10261,7 @@
                 <w:sz w:val="18"/>
                 <w:szCs w:val="18"/>
               </w:rPr>
-              <w:t>** HSPP/</w:t>
-            </w:r>
-            <w:proofErr w:type="gramStart"/>
-            <w:r>
-              <w:rPr>
-                <w:rFonts w:asciiTheme="minorHAnsi" w:hAnsiTheme="minorHAnsi"/>
-                <w:sz w:val="18"/>
-                <w:szCs w:val="18"/>
-              </w:rPr>
-              <w:t>PSPP  are</w:t>
-            </w:r>
-            <w:proofErr w:type="gramEnd"/>
-            <w:r>
-              <w:rPr>
-                <w:rFonts w:asciiTheme="minorHAnsi" w:hAnsiTheme="minorHAnsi"/>
-                <w:sz w:val="18"/>
-                <w:szCs w:val="18"/>
-              </w:rPr>
-              <w:t xml:space="preserve"> not applicable to this system &gt;&gt;</w:t>
+              <w:t>** HSPP/PSPP  are not applicable to this system &gt;&gt;</w:t>
             </w:r>
           </w:p>
         </w:tc>
@@ -10915,25 +10484,7 @@
                 <w:sz w:val="18"/>
                 <w:szCs w:val="18"/>
               </w:rPr>
-              <w:t xml:space="preserve">&lt;&lt; </w:t>
-            </w:r>
-            <w:proofErr w:type="gramStart"/>
-            <w:r>
-              <w:rPr>
-                <w:rFonts w:asciiTheme="minorHAnsi" w:hAnsiTheme="minorHAnsi"/>
-                <w:sz w:val="18"/>
-                <w:szCs w:val="18"/>
-              </w:rPr>
-              <w:t>user</w:t>
-            </w:r>
-            <w:proofErr w:type="gramEnd"/>
-            <w:r>
-              <w:rPr>
-                <w:rFonts w:asciiTheme="minorHAnsi" w:hAnsiTheme="minorHAnsi"/>
-                <w:sz w:val="18"/>
-                <w:szCs w:val="18"/>
-              </w:rPr>
-              <w:t xml:space="preserve"> select one from list: </w:t>
+              <w:t xml:space="preserve">&lt;&lt; user select one from list: </w:t>
             </w:r>
           </w:p>
           <w:p>
@@ -11104,25 +10655,7 @@
                 <w:sz w:val="18"/>
                 <w:szCs w:val="18"/>
               </w:rPr>
-              <w:t xml:space="preserve">&lt;&lt;user </w:t>
-            </w:r>
-            <w:proofErr w:type="gramStart"/>
-            <w:r>
-              <w:rPr>
-                <w:rFonts w:asciiTheme="minorHAnsi" w:hAnsiTheme="minorHAnsi"/>
-                <w:sz w:val="18"/>
-                <w:szCs w:val="18"/>
-              </w:rPr>
-              <w:t>entry :</w:t>
-            </w:r>
-            <w:proofErr w:type="gramEnd"/>
-            <w:r>
-              <w:rPr>
-                <w:rFonts w:asciiTheme="minorHAnsi" w:hAnsiTheme="minorHAnsi"/>
-                <w:sz w:val="18"/>
-                <w:szCs w:val="18"/>
-              </w:rPr>
-              <w:t xml:space="preserve"> text (or consider referencing from a data registry user profile)&gt;&gt;</w:t>
+              <w:t>&lt;&lt;user entry : text (or consider referencing from a data registry user profile)&gt;&gt;</w:t>
             </w:r>
           </w:p>
         </w:tc>
@@ -11280,25 +10813,7 @@
                 <w:sz w:val="18"/>
                 <w:szCs w:val="18"/>
               </w:rPr>
-              <w:t>&lt;&lt;</w:t>
-            </w:r>
-            <w:proofErr w:type="gramStart"/>
-            <w:r>
-              <w:rPr>
-                <w:rFonts w:asciiTheme="minorHAnsi" w:hAnsiTheme="minorHAnsi"/>
-                <w:sz w:val="18"/>
-                <w:szCs w:val="18"/>
-              </w:rPr>
-              <w:t>user</w:t>
-            </w:r>
-            <w:proofErr w:type="gramEnd"/>
-            <w:r>
-              <w:rPr>
-                <w:rFonts w:asciiTheme="minorHAnsi" w:hAnsiTheme="minorHAnsi"/>
-                <w:sz w:val="18"/>
-                <w:szCs w:val="18"/>
-              </w:rPr>
-              <w:t xml:space="preserve"> select from list:  </w:t>
+              <w:t xml:space="preserve">&lt;&lt;user select from list:  </w:t>
             </w:r>
           </w:p>
           <w:p>
@@ -11533,25 +11048,7 @@
                 <w:sz w:val="16"/>
                 <w:szCs w:val="16"/>
               </w:rPr>
-              <w:t xml:space="preserve"> = </w:t>
-            </w:r>
-            <w:proofErr w:type="gramStart"/>
-            <w:r>
-              <w:rPr>
-                <w:rFonts w:asciiTheme="minorHAnsi" w:hAnsiTheme="minorHAnsi"/>
-                <w:sz w:val="16"/>
-                <w:szCs w:val="16"/>
-              </w:rPr>
-              <w:t>alteration</w:t>
-            </w:r>
-            <w:proofErr w:type="gramEnd"/>
-            <w:r>
-              <w:rPr>
-                <w:rFonts w:asciiTheme="minorHAnsi" w:hAnsiTheme="minorHAnsi"/>
-                <w:sz w:val="16"/>
-                <w:szCs w:val="16"/>
-              </w:rPr>
-              <w:t xml:space="preserve"> Then Use variant MCH-23c</w:t>
+              <w:t xml:space="preserve"> = alteration Then Use variant MCH-23c</w:t>
             </w:r>
             <w:r>
               <w:rPr>
@@ -11673,15 +11170,7 @@
                   <w:sz w:val="16"/>
                   <w:szCs w:val="16"/>
                 </w:rPr>
-                <w:t xml:space="preserve"> </w:t>
-              </w:r>
-              <w:r>
-                <w:rPr>
-                  <w:rFonts w:asciiTheme="minorHAnsi" w:hAnsiTheme="minorHAnsi"/>
-                  <w:sz w:val="16"/>
-                  <w:szCs w:val="16"/>
-                </w:rPr>
-                <w:t xml:space="preserve">variant </w:t>
+                <w:t xml:space="preserve"> variant </w:t>
               </w:r>
             </w:ins>
             <w:ins w:id="25" w:author="Alhabibi, Haider@Energy" w:date="2023-11-22T13:45:00Z">
@@ -11767,29 +11256,27 @@
                 <w:sz w:val="16"/>
                 <w:szCs w:val="16"/>
               </w:rPr>
-              <w:t>Else use MCH-</w:t>
-            </w:r>
-            <w:proofErr w:type="gramStart"/>
-            <w:r>
+              <w:t>Else use MCH-23a;</w:t>
+            </w:r>
+          </w:p>
+          <w:p>
+            <w:pPr>
+              <w:keepNext/>
               <w:rPr>
                 <w:rFonts w:asciiTheme="minorHAnsi" w:hAnsiTheme="minorHAnsi"/>
                 <w:sz w:val="16"/>
                 <w:szCs w:val="16"/>
               </w:rPr>
-              <w:t>23a;</w:t>
-            </w:r>
-            <w:proofErr w:type="gramEnd"/>
-          </w:p>
-          <w:p>
-            <w:pPr>
-              <w:keepNext/>
+            </w:pPr>
+            <w:proofErr w:type="spellStart"/>
+            <w:r>
               <w:rPr>
                 <w:rFonts w:asciiTheme="minorHAnsi" w:hAnsiTheme="minorHAnsi"/>
                 <w:sz w:val="16"/>
                 <w:szCs w:val="16"/>
               </w:rPr>
-            </w:pPr>
-            <w:proofErr w:type="spellStart"/>
+              <w:t>End</w:t>
+            </w:r>
             <w:r>
               <w:rPr>
                 <w:rFonts w:asciiTheme="minorHAnsi" w:hAnsiTheme="minorHAnsi"/>
@@ -11798,15 +11285,17 @@
               </w:rPr>
               <w:t>End</w:t>
             </w:r>
-            <w:r>
+            <w:proofErr w:type="spellEnd"/>
+          </w:p>
+          <w:p>
+            <w:pPr>
+              <w:keepNext/>
               <w:rPr>
                 <w:rFonts w:asciiTheme="minorHAnsi" w:hAnsiTheme="minorHAnsi"/>
                 <w:sz w:val="16"/>
                 <w:szCs w:val="16"/>
               </w:rPr>
-              <w:t>End</w:t>
-            </w:r>
-            <w:proofErr w:type="spellEnd"/>
+            </w:pPr>
           </w:p>
           <w:p>
             <w:pPr>
@@ -11817,23 +11306,21 @@
                 <w:szCs w:val="16"/>
               </w:rPr>
             </w:pPr>
-          </w:p>
-          <w:p>
-            <w:pPr>
-              <w:keepNext/>
+            <w:r>
               <w:rPr>
                 <w:rFonts w:asciiTheme="minorHAnsi" w:hAnsiTheme="minorHAnsi"/>
                 <w:sz w:val="16"/>
                 <w:szCs w:val="16"/>
               </w:rPr>
-            </w:pPr>
+              <w:t>If A0</w:t>
+            </w:r>
             <w:r>
               <w:rPr>
                 <w:rFonts w:asciiTheme="minorHAnsi" w:hAnsiTheme="minorHAnsi"/>
                 <w:sz w:val="16"/>
                 <w:szCs w:val="16"/>
               </w:rPr>
-              <w:t>If A0</w:t>
+              <w:t>7</w:t>
             </w:r>
             <w:r>
               <w:rPr>
@@ -11841,36 +11328,18 @@
                 <w:sz w:val="16"/>
                 <w:szCs w:val="16"/>
               </w:rPr>
-              <w:t>7</w:t>
-            </w:r>
+              <w:t xml:space="preserve"> =  </w:t>
+            </w:r>
+            <w:proofErr w:type="spellStart"/>
             <w:r>
               <w:rPr>
                 <w:rFonts w:asciiTheme="minorHAnsi" w:hAnsiTheme="minorHAnsi"/>
                 <w:sz w:val="16"/>
                 <w:szCs w:val="16"/>
               </w:rPr>
-              <w:t xml:space="preserve"> </w:t>
-            </w:r>
-            <w:proofErr w:type="gramStart"/>
-            <w:r>
-              <w:rPr>
-                <w:rFonts w:asciiTheme="minorHAnsi" w:hAnsiTheme="minorHAnsi"/>
-                <w:sz w:val="16"/>
-                <w:szCs w:val="16"/>
-              </w:rPr>
-              <w:t xml:space="preserve">=  </w:t>
-            </w:r>
-            <w:proofErr w:type="spellStart"/>
-            <w:r>
-              <w:rPr>
-                <w:rFonts w:asciiTheme="minorHAnsi" w:hAnsiTheme="minorHAnsi"/>
-                <w:sz w:val="16"/>
-                <w:szCs w:val="16"/>
-              </w:rPr>
               <w:t>ZonallyControlled</w:t>
             </w:r>
             <w:proofErr w:type="spellEnd"/>
-            <w:proofErr w:type="gramEnd"/>
             <w:r>
               <w:rPr>
                 <w:rFonts w:asciiTheme="minorHAnsi" w:hAnsiTheme="minorHAnsi"/>
@@ -12056,26 +11525,16 @@
                 <w:sz w:val="16"/>
                 <w:szCs w:val="16"/>
               </w:rPr>
-              <w:t>use variant MCH-</w:t>
-            </w:r>
-            <w:proofErr w:type="gramStart"/>
+              <w:t>use variant MCH-23b</w:t>
+            </w:r>
             <w:r>
               <w:rPr>
                 <w:rFonts w:asciiTheme="minorHAnsi" w:hAnsiTheme="minorHAnsi"/>
                 <w:sz w:val="16"/>
                 <w:szCs w:val="16"/>
               </w:rPr>
-              <w:t>23b</w:t>
-            </w:r>
-            <w:r>
-              <w:rPr>
-                <w:rFonts w:asciiTheme="minorHAnsi" w:hAnsiTheme="minorHAnsi"/>
-                <w:sz w:val="16"/>
-                <w:szCs w:val="16"/>
-              </w:rPr>
               <w:t>;</w:t>
             </w:r>
-            <w:proofErr w:type="gramEnd"/>
           </w:p>
           <w:p>
             <w:pPr>
@@ -12243,64 +11702,62 @@
                 <w:sz w:val="16"/>
                 <w:szCs w:val="16"/>
               </w:rPr>
-              <w:t>use variant MCH-</w:t>
-            </w:r>
-            <w:proofErr w:type="gramStart"/>
+              <w:t>use variant MCH-23a</w:t>
+            </w:r>
             <w:r>
               <w:rPr>
                 <w:rFonts w:asciiTheme="minorHAnsi" w:hAnsiTheme="minorHAnsi"/>
                 <w:sz w:val="16"/>
                 <w:szCs w:val="16"/>
               </w:rPr>
-              <w:t>23a</w:t>
-            </w:r>
-            <w:r>
+              <w:t>;</w:t>
+            </w:r>
+          </w:p>
+          <w:p>
+            <w:pPr>
+              <w:keepNext/>
+              <w:ind w:left="646"/>
               <w:rPr>
                 <w:rFonts w:asciiTheme="minorHAnsi" w:hAnsiTheme="minorHAnsi"/>
                 <w:sz w:val="16"/>
                 <w:szCs w:val="16"/>
               </w:rPr>
-              <w:t>;</w:t>
-            </w:r>
-            <w:proofErr w:type="gramEnd"/>
-          </w:p>
-          <w:p>
-            <w:pPr>
-              <w:keepNext/>
-              <w:ind w:left="646"/>
+            </w:pPr>
+          </w:p>
+          <w:p>
+            <w:pPr>
+              <w:keepNext/>
               <w:rPr>
                 <w:rFonts w:asciiTheme="minorHAnsi" w:hAnsiTheme="minorHAnsi"/>
                 <w:sz w:val="16"/>
                 <w:szCs w:val="16"/>
               </w:rPr>
             </w:pPr>
-          </w:p>
-          <w:p>
-            <w:pPr>
-              <w:keepNext/>
+            <w:proofErr w:type="spellStart"/>
+            <w:r>
               <w:rPr>
                 <w:rFonts w:asciiTheme="minorHAnsi" w:hAnsiTheme="minorHAnsi"/>
                 <w:sz w:val="16"/>
                 <w:szCs w:val="16"/>
               </w:rPr>
-            </w:pPr>
-            <w:proofErr w:type="spellStart"/>
+              <w:t>ElseIf</w:t>
+            </w:r>
+            <w:proofErr w:type="spellEnd"/>
             <w:r>
               <w:rPr>
                 <w:rFonts w:asciiTheme="minorHAnsi" w:hAnsiTheme="minorHAnsi"/>
                 <w:sz w:val="16"/>
                 <w:szCs w:val="16"/>
               </w:rPr>
-              <w:t>ElseIf</w:t>
-            </w:r>
-            <w:proofErr w:type="spellEnd"/>
+              <w:t xml:space="preserve"> A0</w:t>
+            </w:r>
             <w:r>
               <w:rPr>
                 <w:rFonts w:asciiTheme="minorHAnsi" w:hAnsiTheme="minorHAnsi"/>
                 <w:sz w:val="16"/>
                 <w:szCs w:val="16"/>
               </w:rPr>
-              <w:t xml:space="preserve"> A0</w:t>
+              <w:t>7</w:t>
             </w:r>
             <w:r>
               <w:rPr>
@@ -12308,70 +11765,44 @@
                 <w:sz w:val="16"/>
                 <w:szCs w:val="16"/>
               </w:rPr>
-              <w:t>7</w:t>
-            </w:r>
+              <w:t xml:space="preserve"> = </w:t>
+            </w:r>
+            <w:proofErr w:type="spellStart"/>
             <w:r>
               <w:rPr>
                 <w:rFonts w:asciiTheme="minorHAnsi" w:hAnsiTheme="minorHAnsi"/>
                 <w:sz w:val="16"/>
                 <w:szCs w:val="16"/>
               </w:rPr>
-              <w:t xml:space="preserve"> = </w:t>
-            </w:r>
-            <w:proofErr w:type="spellStart"/>
+              <w:t>NotZonal</w:t>
+            </w:r>
+            <w:proofErr w:type="spellEnd"/>
             <w:r>
               <w:rPr>
                 <w:rFonts w:asciiTheme="minorHAnsi" w:hAnsiTheme="minorHAnsi"/>
                 <w:sz w:val="16"/>
                 <w:szCs w:val="16"/>
               </w:rPr>
-              <w:t>NotZonal</w:t>
-            </w:r>
-            <w:proofErr w:type="spellEnd"/>
-            <w:r>
+              <w:t xml:space="preserve"> Then</w:t>
+            </w:r>
+          </w:p>
+          <w:p>
+            <w:pPr>
+              <w:keepNext/>
+              <w:ind w:left="646"/>
               <w:rPr>
                 <w:rFonts w:asciiTheme="minorHAnsi" w:hAnsiTheme="minorHAnsi"/>
                 <w:sz w:val="16"/>
                 <w:szCs w:val="16"/>
               </w:rPr>
-              <w:t xml:space="preserve"> Then</w:t>
-            </w:r>
-          </w:p>
-          <w:p>
-            <w:pPr>
-              <w:keepNext/>
-              <w:ind w:left="646"/>
+            </w:pPr>
+            <w:r>
               <w:rPr>
                 <w:rFonts w:asciiTheme="minorHAnsi" w:hAnsiTheme="minorHAnsi"/>
                 <w:sz w:val="16"/>
                 <w:szCs w:val="16"/>
               </w:rPr>
-            </w:pPr>
-            <w:r>
-              <w:rPr>
-                <w:rFonts w:asciiTheme="minorHAnsi" w:hAnsiTheme="minorHAnsi"/>
-                <w:sz w:val="16"/>
-                <w:szCs w:val="16"/>
-              </w:rPr>
-              <w:t xml:space="preserve">If cooling system type on MCH-01 = No Cooling </w:t>
-            </w:r>
-            <w:proofErr w:type="gramStart"/>
-            <w:r>
-              <w:rPr>
-                <w:rFonts w:asciiTheme="minorHAnsi" w:hAnsiTheme="minorHAnsi"/>
-                <w:sz w:val="16"/>
-                <w:szCs w:val="16"/>
-              </w:rPr>
-              <w:t>And</w:t>
-            </w:r>
-            <w:proofErr w:type="gramEnd"/>
-            <w:r>
-              <w:rPr>
-                <w:rFonts w:asciiTheme="minorHAnsi" w:hAnsiTheme="minorHAnsi"/>
-                <w:sz w:val="16"/>
-                <w:szCs w:val="16"/>
-              </w:rPr>
-              <w:t xml:space="preserve"> A0</w:t>
+              <w:t>If cooling system type on MCH-01 = No Cooling And A0</w:t>
             </w:r>
             <w:r>
               <w:rPr>
@@ -12595,26 +12026,16 @@
                 <w:sz w:val="16"/>
                 <w:szCs w:val="16"/>
               </w:rPr>
-              <w:t>use variant MCH-</w:t>
-            </w:r>
-            <w:proofErr w:type="gramStart"/>
+              <w:t>use variant MCH-23a</w:t>
+            </w:r>
             <w:r>
               <w:rPr>
                 <w:rFonts w:asciiTheme="minorHAnsi" w:hAnsiTheme="minorHAnsi"/>
                 <w:sz w:val="16"/>
                 <w:szCs w:val="16"/>
               </w:rPr>
-              <w:t>23a</w:t>
-            </w:r>
-            <w:r>
-              <w:rPr>
-                <w:rFonts w:asciiTheme="minorHAnsi" w:hAnsiTheme="minorHAnsi"/>
-                <w:sz w:val="16"/>
-                <w:szCs w:val="16"/>
-              </w:rPr>
               <w:t>;</w:t>
             </w:r>
-            <w:proofErr w:type="gramEnd"/>
           </w:p>
           <w:p>
             <w:pPr>
@@ -12722,25 +12143,7 @@
                 <w:sz w:val="16"/>
                 <w:szCs w:val="16"/>
               </w:rPr>
-              <w:t xml:space="preserve">If cooling system type on MCH-01 = No Cooling </w:t>
-            </w:r>
-            <w:proofErr w:type="gramStart"/>
-            <w:r>
-              <w:rPr>
-                <w:rFonts w:ascii="Calibri" w:hAnsi="Calibri"/>
-                <w:sz w:val="16"/>
-                <w:szCs w:val="16"/>
-              </w:rPr>
-              <w:t>And</w:t>
-            </w:r>
-            <w:proofErr w:type="gramEnd"/>
-            <w:r>
-              <w:rPr>
-                <w:rFonts w:ascii="Calibri" w:hAnsi="Calibri"/>
-                <w:sz w:val="16"/>
-                <w:szCs w:val="16"/>
-              </w:rPr>
-              <w:t xml:space="preserve"> A0</w:t>
+              <w:t>If cooling system type on MCH-01 = No Cooling And A0</w:t>
             </w:r>
             <w:r>
               <w:rPr>
@@ -13250,61 +12653,191 @@
                 <w:sz w:val="18"/>
                 <w:szCs w:val="18"/>
               </w:rPr>
-              <w:t xml:space="preserve"> = Alteration, then value = </w:t>
-            </w:r>
-            <w:proofErr w:type="gramStart"/>
-            <w:r>
-              <w:rPr>
-                <w:rFonts w:asciiTheme="minorHAnsi" w:hAnsiTheme="minorHAnsi"/>
-                <w:sz w:val="18"/>
-                <w:szCs w:val="18"/>
-              </w:rPr>
-              <w:t>300;</w:t>
-            </w:r>
-            <w:proofErr w:type="gramEnd"/>
-          </w:p>
-          <w:p>
-            <w:pPr>
-              <w:keepNext/>
-              <w:rPr>
-                <w:rFonts w:asciiTheme="minorHAnsi" w:hAnsiTheme="minorHAnsi"/>
-                <w:sz w:val="18"/>
-                <w:szCs w:val="18"/>
-              </w:rPr>
-            </w:pPr>
-          </w:p>
-          <w:p>
-            <w:pPr>
-              <w:keepNext/>
-              <w:rPr>
-                <w:rFonts w:asciiTheme="minorHAnsi" w:hAnsiTheme="minorHAnsi"/>
-                <w:sz w:val="18"/>
-                <w:szCs w:val="18"/>
-              </w:rPr>
-            </w:pPr>
-            <w:r>
-              <w:rPr>
-                <w:rFonts w:asciiTheme="minorHAnsi" w:hAnsiTheme="minorHAnsi"/>
-                <w:sz w:val="18"/>
-                <w:szCs w:val="18"/>
-              </w:rPr>
-              <w:t>Elseif parent is MCH-01a, and B1</w:t>
-            </w:r>
-            <w:r>
-              <w:rPr>
-                <w:rFonts w:asciiTheme="minorHAnsi" w:hAnsiTheme="minorHAnsi"/>
-                <w:sz w:val="18"/>
-                <w:szCs w:val="18"/>
-              </w:rPr>
-              <w:t>0</w:t>
-            </w:r>
-            <w:r>
-              <w:rPr>
-                <w:rFonts w:asciiTheme="minorHAnsi" w:hAnsiTheme="minorHAnsi"/>
-                <w:sz w:val="18"/>
-                <w:szCs w:val="18"/>
-              </w:rPr>
-              <w:t xml:space="preserve"> </w:t>
+              <w:t xml:space="preserve"> = Alteration, then value = 300;</w:t>
+            </w:r>
+          </w:p>
+          <w:p>
+            <w:pPr>
+              <w:keepNext/>
+              <w:rPr>
+                <w:rFonts w:asciiTheme="minorHAnsi" w:hAnsiTheme="minorHAnsi"/>
+                <w:sz w:val="18"/>
+                <w:szCs w:val="18"/>
+              </w:rPr>
+            </w:pPr>
+          </w:p>
+          <w:p>
+            <w:pPr>
+              <w:keepNext/>
+              <w:rPr>
+                <w:ins w:id="44" w:author="Haider Alhabibi" w:date="2024-04-08T17:17:00Z"/>
+                <w:rFonts w:asciiTheme="minorHAnsi" w:hAnsiTheme="minorHAnsi"/>
+                <w:sz w:val="18"/>
+                <w:szCs w:val="18"/>
+              </w:rPr>
+            </w:pPr>
+            <w:r>
+              <w:rPr>
+                <w:rFonts w:asciiTheme="minorHAnsi" w:hAnsiTheme="minorHAnsi"/>
+                <w:sz w:val="18"/>
+                <w:szCs w:val="18"/>
+              </w:rPr>
+              <w:t>Elseif parent is MCH-01a</w:t>
+            </w:r>
+            <w:ins w:id="45" w:author="Alhabibi, Haider@Energy" w:date="2024-04-08T10:15:00Z">
+              <w:r>
+                <w:rPr>
+                  <w:rFonts w:asciiTheme="minorHAnsi" w:hAnsiTheme="minorHAnsi"/>
+                  <w:sz w:val="18"/>
+                  <w:szCs w:val="18"/>
+                </w:rPr>
+                <w:t xml:space="preserve"> only: </w:t>
+              </w:r>
+            </w:ins>
+          </w:p>
+          <w:p>
+            <w:pPr>
+              <w:keepNext/>
+              <w:rPr>
+                <w:rFonts w:asciiTheme="minorHAnsi" w:hAnsiTheme="minorHAnsi"/>
+                <w:sz w:val="18"/>
+                <w:szCs w:val="18"/>
+              </w:rPr>
+            </w:pPr>
+            <w:ins w:id="46" w:author="Alhabibi, Haider@Energy" w:date="2024-04-08T10:15:00Z">
+              <w:r>
+                <w:rPr>
+                  <w:rFonts w:asciiTheme="minorHAnsi" w:hAnsiTheme="minorHAnsi"/>
+                  <w:sz w:val="18"/>
+                  <w:szCs w:val="18"/>
+                </w:rPr>
+                <w:t xml:space="preserve">If (B10 ≠ NA </w:t>
+              </w:r>
+            </w:ins>
+            <w:ins w:id="47" w:author="Alhabibi, Haider@Energy" w:date="2024-04-08T10:16:00Z">
+              <w:r>
+                <w:rPr>
+                  <w:rFonts w:asciiTheme="minorHAnsi" w:hAnsiTheme="minorHAnsi"/>
+                  <w:sz w:val="18"/>
+                  <w:szCs w:val="18"/>
+                </w:rPr>
+                <w:t>and</w:t>
+              </w:r>
+            </w:ins>
+            <w:ins w:id="48" w:author="Alhabibi, Haider@Energy" w:date="2024-04-08T10:15:00Z">
+              <w:r>
+                <w:rPr>
+                  <w:rFonts w:asciiTheme="minorHAnsi" w:hAnsiTheme="minorHAnsi"/>
+                  <w:sz w:val="18"/>
+                  <w:szCs w:val="18"/>
+                </w:rPr>
+                <w:t xml:space="preserve"> B10 ≠ D09) </w:t>
+              </w:r>
+            </w:ins>
+            <w:del w:id="49" w:author="Alhabibi, Haider@Energy" w:date="2024-04-09T08:27:00Z">
+              <w:r>
+                <w:rPr>
+                  <w:rFonts w:asciiTheme="minorHAnsi" w:hAnsiTheme="minorHAnsi"/>
+                  <w:sz w:val="18"/>
+                  <w:szCs w:val="18"/>
+                </w:rPr>
+                <w:delText>, and B1</w:delText>
+              </w:r>
+              <w:r>
+                <w:rPr>
+                  <w:rFonts w:asciiTheme="minorHAnsi" w:hAnsiTheme="minorHAnsi"/>
+                  <w:sz w:val="18"/>
+                  <w:szCs w:val="18"/>
+                </w:rPr>
+                <w:delText>0</w:delText>
+              </w:r>
+              <w:r>
+                <w:rPr>
+                  <w:rFonts w:asciiTheme="minorHAnsi" w:hAnsiTheme="minorHAnsi"/>
+                  <w:sz w:val="18"/>
+                  <w:szCs w:val="18"/>
+                </w:rPr>
+                <w:delText xml:space="preserve"> </w:delText>
+              </w:r>
+              <w:r>
+                <w:rPr>
+                  <w:rFonts w:asciiTheme="minorHAnsi" w:hAnsiTheme="minorHAnsi" w:cstheme="minorHAnsi"/>
+                  <w:sz w:val="18"/>
+                  <w:szCs w:val="18"/>
+                </w:rPr>
+                <w:delText>≠</w:delText>
+              </w:r>
+              <w:r>
+                <w:rPr>
+                  <w:rFonts w:asciiTheme="minorHAnsi" w:hAnsiTheme="minorHAnsi"/>
+                  <w:sz w:val="18"/>
+                  <w:szCs w:val="18"/>
+                </w:rPr>
+                <w:delText xml:space="preserve"> D09</w:delText>
+              </w:r>
+            </w:del>
+            <w:r>
+              <w:rPr>
+                <w:rFonts w:asciiTheme="minorHAnsi" w:hAnsiTheme="minorHAnsi"/>
+                <w:sz w:val="18"/>
+                <w:szCs w:val="18"/>
+              </w:rPr>
+              <w:t>,</w:t>
+            </w:r>
+            <w:del w:id="50" w:author="Alhabibi, Haider@Energy" w:date="2024-04-09T08:27:00Z">
+              <w:r>
+                <w:rPr>
+                  <w:rFonts w:asciiTheme="minorHAnsi" w:hAnsiTheme="minorHAnsi"/>
+                  <w:sz w:val="18"/>
+                  <w:szCs w:val="18"/>
+                </w:rPr>
+                <w:delText xml:space="preserve"> </w:delText>
+              </w:r>
+            </w:del>
+            <w:r>
+              <w:rPr>
+                <w:rFonts w:asciiTheme="minorHAnsi" w:hAnsiTheme="minorHAnsi"/>
+                <w:sz w:val="18"/>
+                <w:szCs w:val="18"/>
+              </w:rPr>
+              <w:t>then value = 350;</w:t>
+            </w:r>
+          </w:p>
+          <w:p>
+            <w:pPr>
+              <w:keepNext/>
+              <w:rPr>
+                <w:ins w:id="51" w:author="Alhabibi, Haider@Energy" w:date="2024-04-08T10:47:00Z"/>
+                <w:rFonts w:asciiTheme="minorHAnsi" w:hAnsiTheme="minorHAnsi"/>
+                <w:sz w:val="18"/>
+                <w:szCs w:val="18"/>
+              </w:rPr>
+            </w:pPr>
+            <w:r>
+              <w:rPr>
+                <w:rFonts w:asciiTheme="minorHAnsi" w:hAnsiTheme="minorHAnsi"/>
+                <w:sz w:val="18"/>
+                <w:szCs w:val="18"/>
+              </w:rPr>
+              <w:t xml:space="preserve">Elseif </w:t>
+            </w:r>
+            <w:del w:id="52" w:author="Haider Alhabibi" w:date="2024-04-08T17:16:00Z">
+              <w:r>
+                <w:rPr>
+                  <w:rFonts w:asciiTheme="minorHAnsi" w:hAnsiTheme="minorHAnsi"/>
+                  <w:sz w:val="18"/>
+                  <w:szCs w:val="18"/>
+                </w:rPr>
+                <w:delText xml:space="preserve">parent is MCH-01a, and </w:delText>
+              </w:r>
+            </w:del>
+            <w:r>
+              <w:rPr>
+                <w:rFonts w:asciiTheme="minorHAnsi" w:hAnsiTheme="minorHAnsi"/>
+                <w:sz w:val="18"/>
+                <w:szCs w:val="18"/>
+              </w:rPr>
+              <w:t xml:space="preserve">C08 </w:t>
             </w:r>
             <w:r>
               <w:rPr>
@@ -13320,77 +12853,155 @@
                 <w:sz w:val="18"/>
                 <w:szCs w:val="18"/>
               </w:rPr>
-              <w:t xml:space="preserve"> D09, then value = </w:t>
-            </w:r>
-            <w:proofErr w:type="gramStart"/>
-            <w:r>
-              <w:rPr>
-                <w:rFonts w:asciiTheme="minorHAnsi" w:hAnsiTheme="minorHAnsi"/>
-                <w:sz w:val="18"/>
-                <w:szCs w:val="18"/>
-              </w:rPr>
-              <w:t>350;</w:t>
-            </w:r>
-            <w:proofErr w:type="gramEnd"/>
-          </w:p>
-          <w:p>
-            <w:pPr>
-              <w:keepNext/>
-              <w:rPr>
-                <w:rFonts w:asciiTheme="minorHAnsi" w:hAnsiTheme="minorHAnsi"/>
-                <w:sz w:val="18"/>
-                <w:szCs w:val="18"/>
-              </w:rPr>
-            </w:pPr>
-          </w:p>
-          <w:p>
-            <w:pPr>
-              <w:keepNext/>
-              <w:rPr>
-                <w:rFonts w:asciiTheme="minorHAnsi" w:hAnsiTheme="minorHAnsi"/>
-                <w:sz w:val="18"/>
-                <w:szCs w:val="18"/>
-              </w:rPr>
-            </w:pPr>
-            <w:r>
-              <w:rPr>
-                <w:rFonts w:asciiTheme="minorHAnsi" w:hAnsiTheme="minorHAnsi"/>
-                <w:sz w:val="18"/>
-                <w:szCs w:val="18"/>
-              </w:rPr>
-              <w:t xml:space="preserve">Elseif parent is MCH-01a, and C08 </w:t>
-            </w:r>
-            <w:r>
-              <w:rPr>
-                <w:rFonts w:asciiTheme="minorHAnsi" w:hAnsiTheme="minorHAnsi" w:cstheme="minorHAnsi"/>
-                <w:sz w:val="18"/>
-                <w:szCs w:val="18"/>
-              </w:rPr>
-              <w:t>≠</w:t>
-            </w:r>
-            <w:r>
-              <w:rPr>
-                <w:rFonts w:asciiTheme="minorHAnsi" w:hAnsiTheme="minorHAnsi"/>
-                <w:sz w:val="18"/>
-                <w:szCs w:val="18"/>
-              </w:rPr>
-              <w:t xml:space="preserve"> NA, then reference value from MCH-01a </w:t>
-            </w:r>
-            <w:proofErr w:type="gramStart"/>
-            <w:r>
-              <w:rPr>
-                <w:rFonts w:asciiTheme="minorHAnsi" w:hAnsiTheme="minorHAnsi"/>
-                <w:sz w:val="18"/>
-                <w:szCs w:val="18"/>
-              </w:rPr>
-              <w:t>C08;</w:t>
-            </w:r>
-            <w:proofErr w:type="gramEnd"/>
-          </w:p>
-          <w:p>
-            <w:pPr>
-              <w:keepNext/>
-              <w:rPr>
+              <w:t xml:space="preserve"> NA, then reference value from MCH-01a C08;</w:t>
+            </w:r>
+          </w:p>
+          <w:p>
+            <w:pPr>
+              <w:keepNext/>
+              <w:rPr>
+                <w:rFonts w:asciiTheme="minorHAnsi" w:hAnsiTheme="minorHAnsi"/>
+                <w:sz w:val="18"/>
+                <w:szCs w:val="18"/>
+              </w:rPr>
+            </w:pPr>
+          </w:p>
+          <w:p>
+            <w:pPr>
+              <w:keepNext/>
+              <w:rPr>
+                <w:ins w:id="53" w:author="Haider Alhabibi" w:date="2024-04-08T17:17:00Z"/>
+                <w:rFonts w:asciiTheme="minorHAnsi" w:hAnsiTheme="minorHAnsi"/>
+                <w:sz w:val="18"/>
+                <w:szCs w:val="18"/>
+              </w:rPr>
+            </w:pPr>
+            <w:ins w:id="54" w:author="Alhabibi, Haider@Energy" w:date="2024-04-08T10:48:00Z">
+              <w:r>
+                <w:rPr>
+                  <w:rFonts w:asciiTheme="minorHAnsi" w:hAnsiTheme="minorHAnsi"/>
+                  <w:sz w:val="18"/>
+                  <w:szCs w:val="18"/>
+                </w:rPr>
+                <w:t>Elseif parent is MCH-01</w:t>
+              </w:r>
+              <w:r>
+                <w:rPr>
+                  <w:rFonts w:asciiTheme="minorHAnsi" w:hAnsiTheme="minorHAnsi"/>
+                  <w:sz w:val="18"/>
+                  <w:szCs w:val="18"/>
+                </w:rPr>
+                <w:t>d</w:t>
+              </w:r>
+              <w:r>
+                <w:rPr>
+                  <w:rFonts w:asciiTheme="minorHAnsi" w:hAnsiTheme="minorHAnsi"/>
+                  <w:sz w:val="18"/>
+                  <w:szCs w:val="18"/>
+                </w:rPr>
+                <w:t xml:space="preserve"> only: </w:t>
+              </w:r>
+            </w:ins>
+          </w:p>
+          <w:p>
+            <w:pPr>
+              <w:keepNext/>
+              <w:rPr>
+                <w:ins w:id="55" w:author="Alhabibi, Haider@Energy" w:date="2024-04-08T10:48:00Z"/>
+                <w:rFonts w:asciiTheme="minorHAnsi" w:hAnsiTheme="minorHAnsi"/>
+                <w:sz w:val="18"/>
+                <w:szCs w:val="18"/>
+              </w:rPr>
+            </w:pPr>
+            <w:ins w:id="56" w:author="Alhabibi, Haider@Energy" w:date="2024-04-08T10:48:00Z">
+              <w:r>
+                <w:rPr>
+                  <w:rFonts w:asciiTheme="minorHAnsi" w:hAnsiTheme="minorHAnsi"/>
+                  <w:sz w:val="18"/>
+                  <w:szCs w:val="18"/>
+                </w:rPr>
+                <w:t>If (B</w:t>
+              </w:r>
+              <w:r>
+                <w:rPr>
+                  <w:rFonts w:asciiTheme="minorHAnsi" w:hAnsiTheme="minorHAnsi"/>
+                  <w:sz w:val="18"/>
+                  <w:szCs w:val="18"/>
+                </w:rPr>
+                <w:t>08</w:t>
+              </w:r>
+              <w:r>
+                <w:rPr>
+                  <w:rFonts w:asciiTheme="minorHAnsi" w:hAnsiTheme="minorHAnsi"/>
+                  <w:sz w:val="18"/>
+                  <w:szCs w:val="18"/>
+                </w:rPr>
+                <w:t xml:space="preserve"> ≠ NA and B</w:t>
+              </w:r>
+              <w:r>
+                <w:rPr>
+                  <w:rFonts w:asciiTheme="minorHAnsi" w:hAnsiTheme="minorHAnsi"/>
+                  <w:sz w:val="18"/>
+                  <w:szCs w:val="18"/>
+                </w:rPr>
+                <w:t>08</w:t>
+              </w:r>
+              <w:r>
+                <w:rPr>
+                  <w:rFonts w:asciiTheme="minorHAnsi" w:hAnsiTheme="minorHAnsi"/>
+                  <w:sz w:val="18"/>
+                  <w:szCs w:val="18"/>
+                </w:rPr>
+                <w:t xml:space="preserve"> ≠ D09) then value = 350;</w:t>
+              </w:r>
+            </w:ins>
+          </w:p>
+          <w:p>
+            <w:pPr>
+              <w:keepNext/>
+              <w:rPr>
+                <w:ins w:id="57" w:author="Alhabibi, Haider@Energy" w:date="2024-04-08T10:48:00Z"/>
+                <w:rFonts w:asciiTheme="minorHAnsi" w:hAnsiTheme="minorHAnsi"/>
+                <w:sz w:val="18"/>
+                <w:szCs w:val="18"/>
+              </w:rPr>
+            </w:pPr>
+            <w:ins w:id="58" w:author="Alhabibi, Haider@Energy" w:date="2024-04-08T10:48:00Z">
+              <w:r>
+                <w:rPr>
+                  <w:rFonts w:asciiTheme="minorHAnsi" w:hAnsiTheme="minorHAnsi"/>
+                  <w:sz w:val="18"/>
+                  <w:szCs w:val="18"/>
+                </w:rPr>
+                <w:t>Elseif C08 ≠ NA, then reference value from MCH-01</w:t>
+              </w:r>
+            </w:ins>
+            <w:ins w:id="59" w:author="Alhabibi, Haider@Energy" w:date="2024-04-08T10:50:00Z">
+              <w:r>
+                <w:rPr>
+                  <w:rFonts w:asciiTheme="minorHAnsi" w:hAnsiTheme="minorHAnsi"/>
+                  <w:sz w:val="18"/>
+                  <w:szCs w:val="18"/>
+                </w:rPr>
+                <w:t>d</w:t>
+              </w:r>
+            </w:ins>
+            <w:ins w:id="60" w:author="Alhabibi, Haider@Energy" w:date="2024-04-08T10:48:00Z">
+              <w:r>
+                <w:rPr>
+                  <w:rFonts w:asciiTheme="minorHAnsi" w:hAnsiTheme="minorHAnsi"/>
+                  <w:sz w:val="18"/>
+                  <w:szCs w:val="18"/>
+                </w:rPr>
+                <w:t xml:space="preserve"> C08;</w:t>
+              </w:r>
+            </w:ins>
+          </w:p>
+          <w:p>
+            <w:pPr>
+              <w:keepNext/>
+              <w:rPr>
+                <w:del w:id="61" w:author="Alhabibi, Haider@Energy" w:date="2024-04-08T10:50:00Z"/>
                 <w:rFonts w:asciiTheme="minorHAnsi" w:hAnsiTheme="minorHAnsi"/>
                 <w:sz w:val="18"/>
                 <w:szCs w:val="18"/>
@@ -14189,45 +13800,134 @@
                 <w:sz w:val="18"/>
                 <w:szCs w:val="18"/>
               </w:rPr>
-              <w:t xml:space="preserve"> = Alteration, then value = </w:t>
-            </w:r>
-            <w:proofErr w:type="gramStart"/>
-            <w:r>
-              <w:rPr>
-                <w:rFonts w:asciiTheme="minorHAnsi" w:hAnsiTheme="minorHAnsi"/>
-                <w:sz w:val="18"/>
-                <w:szCs w:val="18"/>
-              </w:rPr>
-              <w:t>300;</w:t>
-            </w:r>
-            <w:proofErr w:type="gramEnd"/>
-          </w:p>
-          <w:p>
-            <w:pPr>
-              <w:keepNext/>
-              <w:rPr>
-                <w:rFonts w:asciiTheme="minorHAnsi" w:hAnsiTheme="minorHAnsi"/>
-                <w:sz w:val="18"/>
-                <w:szCs w:val="18"/>
-              </w:rPr>
-            </w:pPr>
-          </w:p>
-          <w:p>
-            <w:pPr>
-              <w:keepNext/>
-              <w:rPr>
-                <w:rFonts w:asciiTheme="minorHAnsi" w:hAnsiTheme="minorHAnsi"/>
-                <w:sz w:val="18"/>
-                <w:szCs w:val="18"/>
-              </w:rPr>
-            </w:pPr>
-            <w:r>
-              <w:rPr>
-                <w:rFonts w:asciiTheme="minorHAnsi" w:hAnsiTheme="minorHAnsi"/>
-                <w:sz w:val="18"/>
-                <w:szCs w:val="18"/>
-              </w:rPr>
-              <w:t xml:space="preserve">Elseif parent is MCH-01a, and B11 </w:t>
+              <w:t xml:space="preserve"> = Alteration, then value = 300;</w:t>
+            </w:r>
+          </w:p>
+          <w:p>
+            <w:pPr>
+              <w:keepNext/>
+              <w:rPr>
+                <w:rFonts w:asciiTheme="minorHAnsi" w:hAnsiTheme="minorHAnsi"/>
+                <w:sz w:val="18"/>
+                <w:szCs w:val="18"/>
+              </w:rPr>
+            </w:pPr>
+          </w:p>
+          <w:p>
+            <w:pPr>
+              <w:keepNext/>
+              <w:rPr>
+                <w:ins w:id="62" w:author="Alhabibi, Haider@Energy" w:date="2024-04-09T08:26:00Z"/>
+                <w:rFonts w:asciiTheme="minorHAnsi" w:hAnsiTheme="minorHAnsi"/>
+                <w:sz w:val="18"/>
+                <w:szCs w:val="18"/>
+              </w:rPr>
+            </w:pPr>
+            <w:r>
+              <w:rPr>
+                <w:rFonts w:asciiTheme="minorHAnsi" w:hAnsiTheme="minorHAnsi"/>
+                <w:sz w:val="18"/>
+                <w:szCs w:val="18"/>
+              </w:rPr>
+              <w:t>Elseif parent is MCH-01a</w:t>
+            </w:r>
+            <w:ins w:id="63" w:author="Alhabibi, Haider@Energy" w:date="2024-04-09T08:26:00Z">
+              <w:r>
+                <w:rPr>
+                  <w:rFonts w:asciiTheme="minorHAnsi" w:hAnsiTheme="minorHAnsi"/>
+                  <w:sz w:val="18"/>
+                  <w:szCs w:val="18"/>
+                </w:rPr>
+                <w:t>only</w:t>
+              </w:r>
+              <w:r>
+                <w:rPr>
+                  <w:rFonts w:asciiTheme="minorHAnsi" w:hAnsiTheme="minorHAnsi"/>
+                  <w:sz w:val="18"/>
+                  <w:szCs w:val="18"/>
+                </w:rPr>
+                <w:t>:</w:t>
+              </w:r>
+            </w:ins>
+          </w:p>
+          <w:p>
+            <w:pPr>
+              <w:keepNext/>
+              <w:rPr>
+                <w:rFonts w:asciiTheme="minorHAnsi" w:hAnsiTheme="minorHAnsi"/>
+                <w:sz w:val="18"/>
+                <w:szCs w:val="18"/>
+              </w:rPr>
+            </w:pPr>
+            <w:ins w:id="64" w:author="Alhabibi, Haider@Energy" w:date="2024-04-09T08:28:00Z">
+              <w:r>
+                <w:rPr>
+                  <w:rFonts w:asciiTheme="minorHAnsi" w:hAnsiTheme="minorHAnsi"/>
+                  <w:sz w:val="18"/>
+                  <w:szCs w:val="18"/>
+                </w:rPr>
+                <w:t xml:space="preserve">If (B10 ≠ NA and B10 ≠ D09) </w:t>
+              </w:r>
+            </w:ins>
+            <w:del w:id="65" w:author="Alhabibi, Haider@Energy" w:date="2024-04-09T08:28:00Z">
+              <w:r>
+                <w:rPr>
+                  <w:rFonts w:asciiTheme="minorHAnsi" w:hAnsiTheme="minorHAnsi"/>
+                  <w:sz w:val="18"/>
+                  <w:szCs w:val="18"/>
+                </w:rPr>
+                <w:delText xml:space="preserve">, and B11 </w:delText>
+              </w:r>
+              <w:r>
+                <w:rPr>
+                  <w:rFonts w:asciiTheme="minorHAnsi" w:hAnsiTheme="minorHAnsi" w:cstheme="minorHAnsi"/>
+                  <w:sz w:val="18"/>
+                  <w:szCs w:val="18"/>
+                </w:rPr>
+                <w:delText>≠</w:delText>
+              </w:r>
+              <w:r>
+                <w:rPr>
+                  <w:rFonts w:asciiTheme="minorHAnsi" w:hAnsiTheme="minorHAnsi"/>
+                  <w:sz w:val="18"/>
+                  <w:szCs w:val="18"/>
+                </w:rPr>
+                <w:delText xml:space="preserve"> D09</w:delText>
+              </w:r>
+            </w:del>
+            <w:r>
+              <w:rPr>
+                <w:rFonts w:asciiTheme="minorHAnsi" w:hAnsiTheme="minorHAnsi"/>
+                <w:sz w:val="18"/>
+                <w:szCs w:val="18"/>
+              </w:rPr>
+              <w:t xml:space="preserve">, </w:t>
+            </w:r>
+            <w:r>
+              <w:rPr>
+                <w:rFonts w:asciiTheme="minorHAnsi" w:hAnsiTheme="minorHAnsi"/>
+                <w:sz w:val="18"/>
+                <w:szCs w:val="18"/>
+              </w:rPr>
+              <w:t>then value = 350;</w:t>
+            </w:r>
+          </w:p>
+          <w:p>
+            <w:pPr>
+              <w:keepNext/>
+              <w:rPr>
+                <w:rFonts w:asciiTheme="minorHAnsi" w:hAnsiTheme="minorHAnsi"/>
+                <w:sz w:val="18"/>
+                <w:szCs w:val="18"/>
+              </w:rPr>
+            </w:pPr>
+            <w:r>
+              <w:rPr>
+                <w:rFonts w:asciiTheme="minorHAnsi" w:hAnsiTheme="minorHAnsi"/>
+                <w:sz w:val="18"/>
+                <w:szCs w:val="18"/>
+              </w:rPr>
+              <w:t xml:space="preserve">Elseif parent is MCH-01a, and C08 </w:t>
             </w:r>
             <w:r>
               <w:rPr>
@@ -14243,72 +13943,101 @@
                 <w:sz w:val="18"/>
                 <w:szCs w:val="18"/>
               </w:rPr>
-              <w:t xml:space="preserve"> D09, then value = </w:t>
-            </w:r>
-            <w:proofErr w:type="gramStart"/>
-            <w:r>
-              <w:rPr>
-                <w:rFonts w:asciiTheme="minorHAnsi" w:hAnsiTheme="minorHAnsi"/>
-                <w:sz w:val="18"/>
-                <w:szCs w:val="18"/>
-              </w:rPr>
-              <w:t>350;</w:t>
-            </w:r>
-            <w:proofErr w:type="gramEnd"/>
-          </w:p>
-          <w:p>
-            <w:pPr>
-              <w:keepNext/>
-              <w:rPr>
-                <w:rFonts w:asciiTheme="minorHAnsi" w:hAnsiTheme="minorHAnsi"/>
-                <w:sz w:val="18"/>
-                <w:szCs w:val="18"/>
-              </w:rPr>
-            </w:pPr>
-          </w:p>
-          <w:p>
-            <w:pPr>
-              <w:keepNext/>
-              <w:rPr>
-                <w:rFonts w:asciiTheme="minorHAnsi" w:hAnsiTheme="minorHAnsi"/>
-                <w:sz w:val="18"/>
-                <w:szCs w:val="18"/>
-              </w:rPr>
-            </w:pPr>
-            <w:r>
-              <w:rPr>
-                <w:rFonts w:asciiTheme="minorHAnsi" w:hAnsiTheme="minorHAnsi"/>
-                <w:sz w:val="18"/>
-                <w:szCs w:val="18"/>
-              </w:rPr>
-              <w:t xml:space="preserve">Elseif parent is MCH-01a, and C08 </w:t>
-            </w:r>
-            <w:r>
-              <w:rPr>
-                <w:rFonts w:asciiTheme="minorHAnsi" w:hAnsiTheme="minorHAnsi" w:cstheme="minorHAnsi"/>
-                <w:sz w:val="18"/>
-                <w:szCs w:val="18"/>
-              </w:rPr>
-              <w:t>≠</w:t>
-            </w:r>
-            <w:r>
-              <w:rPr>
-                <w:rFonts w:asciiTheme="minorHAnsi" w:hAnsiTheme="minorHAnsi"/>
-                <w:sz w:val="18"/>
-                <w:szCs w:val="18"/>
-              </w:rPr>
-              <w:t xml:space="preserve"> NA, then reference value from MCH-01a </w:t>
-            </w:r>
-            <w:proofErr w:type="gramStart"/>
-            <w:r>
-              <w:rPr>
-                <w:rFonts w:asciiTheme="minorHAnsi" w:hAnsiTheme="minorHAnsi"/>
-                <w:sz w:val="18"/>
-                <w:szCs w:val="18"/>
-              </w:rPr>
-              <w:t>C08;</w:t>
-            </w:r>
-            <w:proofErr w:type="gramEnd"/>
+              <w:t xml:space="preserve"> NA, then reference value from MCH-01a C08;</w:t>
+            </w:r>
+          </w:p>
+          <w:p>
+            <w:pPr>
+              <w:keepNext/>
+              <w:rPr>
+                <w:rFonts w:asciiTheme="minorHAnsi" w:hAnsiTheme="minorHAnsi"/>
+                <w:sz w:val="18"/>
+                <w:szCs w:val="18"/>
+              </w:rPr>
+            </w:pPr>
+          </w:p>
+          <w:p>
+            <w:pPr>
+              <w:keepNext/>
+              <w:rPr>
+                <w:ins w:id="66" w:author="Alhabibi, Haider@Energy" w:date="2024-04-09T08:29:00Z"/>
+                <w:rFonts w:asciiTheme="minorHAnsi" w:hAnsiTheme="minorHAnsi"/>
+                <w:sz w:val="18"/>
+                <w:szCs w:val="18"/>
+              </w:rPr>
+            </w:pPr>
+            <w:ins w:id="67" w:author="Alhabibi, Haider@Energy" w:date="2024-04-09T08:29:00Z">
+              <w:r>
+                <w:rPr>
+                  <w:rFonts w:asciiTheme="minorHAnsi" w:hAnsiTheme="minorHAnsi"/>
+                  <w:sz w:val="18"/>
+                  <w:szCs w:val="18"/>
+                </w:rPr>
+                <w:t xml:space="preserve">Elseif parent is MCH-01d only: </w:t>
+              </w:r>
+            </w:ins>
+          </w:p>
+          <w:p>
+            <w:pPr>
+              <w:keepNext/>
+              <w:rPr>
+                <w:ins w:id="68" w:author="Alhabibi, Haider@Energy" w:date="2024-04-09T08:29:00Z"/>
+                <w:rFonts w:asciiTheme="minorHAnsi" w:hAnsiTheme="minorHAnsi"/>
+                <w:sz w:val="18"/>
+                <w:szCs w:val="18"/>
+              </w:rPr>
+            </w:pPr>
+            <w:ins w:id="69" w:author="Alhabibi, Haider@Energy" w:date="2024-04-09T08:29:00Z">
+              <w:r>
+                <w:rPr>
+                  <w:rFonts w:asciiTheme="minorHAnsi" w:hAnsiTheme="minorHAnsi"/>
+                  <w:sz w:val="18"/>
+                  <w:szCs w:val="18"/>
+                </w:rPr>
+                <w:t>If (B08 ≠ NA and B08 ≠ D09)</w:t>
+              </w:r>
+            </w:ins>
+            <w:ins w:id="70" w:author="Alhabibi, Haider@Energy" w:date="2024-04-09T08:33:00Z">
+              <w:r>
+                <w:rPr>
+                  <w:rFonts w:asciiTheme="minorHAnsi" w:hAnsiTheme="minorHAnsi"/>
+                  <w:sz w:val="18"/>
+                  <w:szCs w:val="18"/>
+                </w:rPr>
+                <w:t>,</w:t>
+              </w:r>
+            </w:ins>
+            <w:ins w:id="71" w:author="Alhabibi, Haider@Energy" w:date="2024-04-09T08:29:00Z">
+              <w:r>
+                <w:rPr>
+                  <w:rFonts w:asciiTheme="minorHAnsi" w:hAnsiTheme="minorHAnsi"/>
+                  <w:sz w:val="18"/>
+                  <w:szCs w:val="18"/>
+                </w:rPr>
+                <w:t xml:space="preserve"> then value = 350;</w:t>
+              </w:r>
+            </w:ins>
+          </w:p>
+          <w:p>
+            <w:pPr>
+              <w:keepNext/>
+              <w:rPr>
+                <w:ins w:id="72" w:author="Alhabibi, Haider@Energy" w:date="2024-04-09T08:29:00Z"/>
+                <w:rFonts w:asciiTheme="minorHAnsi" w:hAnsiTheme="minorHAnsi"/>
+                <w:sz w:val="18"/>
+                <w:szCs w:val="18"/>
+              </w:rPr>
+            </w:pPr>
+            <w:ins w:id="73" w:author="Alhabibi, Haider@Energy" w:date="2024-04-09T08:29:00Z">
+              <w:r>
+                <w:rPr>
+                  <w:rFonts w:asciiTheme="minorHAnsi" w:hAnsiTheme="minorHAnsi"/>
+                  <w:sz w:val="18"/>
+                  <w:szCs w:val="18"/>
+                </w:rPr>
+                <w:t>Elseif C08 ≠ NA, then reference value from MCH-01d C08;</w:t>
+              </w:r>
+            </w:ins>
           </w:p>
           <w:p>
             <w:pPr>
@@ -14922,25 +14651,7 @@
                 <w:sz w:val="18"/>
                 <w:szCs w:val="18"/>
               </w:rPr>
-              <w:t>&lt;&lt;if E06 ≥ E03, then print “Pass”, else print “</w:t>
-            </w:r>
-            <w:proofErr w:type="gramStart"/>
-            <w:r>
-              <w:rPr>
-                <w:rFonts w:asciiTheme="minorHAnsi" w:hAnsiTheme="minorHAnsi"/>
-                <w:sz w:val="18"/>
-                <w:szCs w:val="18"/>
-              </w:rPr>
-              <w:t>Fail</w:t>
-            </w:r>
-            <w:proofErr w:type="gramEnd"/>
-            <w:r>
-              <w:rPr>
-                <w:rFonts w:asciiTheme="minorHAnsi" w:hAnsiTheme="minorHAnsi"/>
-                <w:sz w:val="18"/>
-                <w:szCs w:val="18"/>
-              </w:rPr>
-              <w:t>”</w:t>
+              <w:t>&lt;&lt;if E06 ≥ E03, then print “Pass”, else print “Fail”</w:t>
             </w:r>
           </w:p>
         </w:tc>
@@ -15174,6 +14885,7 @@
                 <w:sz w:val="18"/>
                 <w:szCs w:val="18"/>
               </w:rPr>
+              <w:lastRenderedPageBreak/>
               <w:t>F</w:t>
             </w:r>
             <w:r>
@@ -17032,7 +16744,7 @@
               <w:bCs/>
               <w:noProof/>
             </w:rPr>
-            <w:t>4</w:t>
+            <w:t>5</w:t>
           </w:r>
           <w:r>
             <w:rPr>
@@ -20368,6 +20080,9 @@
     <w15:presenceInfo w15:providerId="AD" w15:userId="S::Haider.Alhabibi@energy.ca.gov::9decb8d2-95ad-4b7d-9bf6-d4373f69254c"/>
   </w15:person>
   <w15:person w15:author="Alhabibi, Haider@Energy [2]">
+    <w15:presenceInfo w15:providerId="AD" w15:userId="S::Haider.AlHabibi@energy.ca.gov::9decb8d2-95ad-4b7d-9bf6-d4373f69254c"/>
+  </w15:person>
+  <w15:person w15:author="Haider Alhabibi">
     <w15:presenceInfo w15:providerId="AD" w15:userId="S::Haider.AlHabibi@energy.ca.gov::9decb8d2-95ad-4b7d-9bf6-d4373f69254c"/>
   </w15:person>
 </w15:people>
@@ -21894,8 +21609,12 @@
 </file>
 
 <file path=customXml/item1.xml><?xml version="1.0" encoding="utf-8"?>
-<ct:contentTypeSchema xmlns:ct="http://schemas.microsoft.com/office/2006/metadata/contentType" xmlns:ma="http://schemas.microsoft.com/office/2006/metadata/properties/metaAttributes" ct:_="" ma:_="" ma:contentTypeName="Document" ma:contentTypeID="0x01010061DC9A153AAEEE45BACE06E01F8272AC" ma:contentTypeVersion="21" ma:contentTypeDescription="Create a new document." ma:contentTypeScope="" ma:versionID="88efdf97b65d09c9d0c7bbf944c2dedf">
-  <xsd:schema xmlns:xsd="http://www.w3.org/2001/XMLSchema" xmlns:xs="http://www.w3.org/2001/XMLSchema" xmlns:p="http://schemas.microsoft.com/office/2006/metadata/properties" xmlns:ns2="785685f2-c2e1-4352-89aa-3faca8eaba52" xmlns:ns3="5067c814-4b34-462c-a21d-c185ff6548d2" targetNamespace="http://schemas.microsoft.com/office/2006/metadata/properties" ma:root="true" ma:fieldsID="ea7966bcb5d37bb36b188e4d473f173a" ns2:_="" ns3:_="">
+<b:Sources xmlns:b="http://schemas.openxmlformats.org/officeDocument/2006/bibliography" xmlns="http://schemas.openxmlformats.org/officeDocument/2006/bibliography" SelectedStyle="\APA.XSL" StyleName="APA Fifth Edition"/>
+</file>
+
+<file path=customXml/item2.xml><?xml version="1.0" encoding="utf-8"?>
+<ct:contentTypeSchema xmlns:ct="http://schemas.microsoft.com/office/2006/metadata/contentType" xmlns:ma="http://schemas.microsoft.com/office/2006/metadata/properties/metaAttributes" ct:_="" ma:_="" ma:contentTypeName="Document" ma:contentTypeID="0x01010061DC9A153AAEEE45BACE06E01F8272AC" ma:contentTypeVersion="22" ma:contentTypeDescription="Create a new document." ma:contentTypeScope="" ma:versionID="f385d176d2edce8649242d2577021922">
+  <xsd:schema xmlns:xsd="http://www.w3.org/2001/XMLSchema" xmlns:xs="http://www.w3.org/2001/XMLSchema" xmlns:p="http://schemas.microsoft.com/office/2006/metadata/properties" xmlns:ns2="785685f2-c2e1-4352-89aa-3faca8eaba52" xmlns:ns3="5067c814-4b34-462c-a21d-c185ff6548d2" targetNamespace="http://schemas.microsoft.com/office/2006/metadata/properties" ma:root="true" ma:fieldsID="d524efdc8979a7138db3d9a62e6dc8ef" ns2:_="" ns3:_="">
     <xsd:import namespace="785685f2-c2e1-4352-89aa-3faca8eaba52"/>
     <xsd:import namespace="5067c814-4b34-462c-a21d-c185ff6548d2"/>
     <xsd:element name="properties">
@@ -21924,6 +21643,7 @@
                 <xsd:element ref="ns2:lcf76f155ced4ddcb4097134ff3c332f" minOccurs="0"/>
                 <xsd:element ref="ns3:TaxCatchAll" minOccurs="0"/>
                 <xsd:element ref="ns2:MediaServiceObjectDetectorVersions" minOccurs="0"/>
+                <xsd:element ref="ns2:MediaServiceSearchProperties" minOccurs="0"/>
               </xsd:all>
             </xsd:complexType>
           </xsd:element>
@@ -22039,6 +21759,11 @@
     <xsd:element name="MediaServiceObjectDetectorVersions" ma:index="28" nillable="true" ma:displayName="MediaServiceObjectDetectorVersions" ma:hidden="true" ma:indexed="true" ma:internalName="MediaServiceObjectDetectorVersions" ma:readOnly="true">
       <xsd:simpleType>
         <xsd:restriction base="dms:Text"/>
+      </xsd:simpleType>
+    </xsd:element>
+    <xsd:element name="MediaServiceSearchProperties" ma:index="29" nillable="true" ma:displayName="MediaServiceSearchProperties" ma:hidden="true" ma:internalName="MediaServiceSearchProperties" ma:readOnly="true">
+      <xsd:simpleType>
+        <xsd:restriction base="dms:Note"/>
       </xsd:simpleType>
     </xsd:element>
   </xsd:schema>
@@ -22182,12 +21907,13 @@
 </ct:contentTypeSchema>
 </file>
 
-<file path=customXml/item2.xml><?xml version="1.0" encoding="utf-8"?>
-<b:Sources xmlns:b="http://schemas.openxmlformats.org/officeDocument/2006/bibliography" xmlns="http://schemas.openxmlformats.org/officeDocument/2006/bibliography" SelectedStyle="\APA.XSL" StyleName="APA Fifth Edition"/>
-</file>
-
 <file path=customXml/item3.xml><?xml version="1.0" encoding="utf-8"?>
-<b:Sources xmlns:b="http://schemas.openxmlformats.org/officeDocument/2006/bibliography" xmlns="http://schemas.openxmlformats.org/officeDocument/2006/bibliography" SelectedStyle="\APA.XSL" StyleName="APA Fifth Edition"/>
+<?mso-contentType ?>
+<FormTemplates xmlns="http://schemas.microsoft.com/sharepoint/v3/contenttype/forms">
+  <Display>DocumentLibraryForm</Display>
+  <Edit>DocumentLibraryForm</Edit>
+  <New>DocumentLibraryForm</New>
+</FormTemplates>
 </file>
 
 <file path=customXml/item4.xml><?xml version="1.0" encoding="utf-8"?>
@@ -22214,16 +21940,19 @@
 </file>
 
 <file path=customXml/item5.xml><?xml version="1.0" encoding="utf-8"?>
-<?mso-contentType ?>
-<FormTemplates xmlns="http://schemas.microsoft.com/sharepoint/v3/contenttype/forms">
-  <Display>DocumentLibraryForm</Display>
-  <Edit>DocumentLibraryForm</Edit>
-  <New>DocumentLibraryForm</New>
-</FormTemplates>
+<b:Sources xmlns:b="http://schemas.openxmlformats.org/officeDocument/2006/bibliography" xmlns="http://schemas.openxmlformats.org/officeDocument/2006/bibliography" SelectedStyle="\APA.XSL" StyleName="APA Fifth Edition"/>
 </file>
 
 <file path=customXml/itemProps1.xml><?xml version="1.0" encoding="utf-8"?>
-<ds:datastoreItem xmlns:ds="http://schemas.openxmlformats.org/officeDocument/2006/customXml" ds:itemID="{51FA94C0-54BF-4231-9F52-2AE14FA3B2AE}">
+<ds:datastoreItem xmlns:ds="http://schemas.openxmlformats.org/officeDocument/2006/customXml" ds:itemID="{3413CBAF-FE2A-4049-B4FD-2EDB1D476EEE}">
+  <ds:schemaRefs>
+    <ds:schemaRef ds:uri="http://schemas.openxmlformats.org/officeDocument/2006/bibliography"/>
+  </ds:schemaRefs>
+</ds:datastoreItem>
+</file>
+
+<file path=customXml/itemProps2.xml><?xml version="1.0" encoding="utf-8"?>
+<ds:datastoreItem xmlns:ds="http://schemas.openxmlformats.org/officeDocument/2006/customXml" ds:itemID="{9AA46686-ABC4-4C4A-9322-5D9AFC761D8E}">
   <ds:schemaRefs>
     <ds:schemaRef ds:uri="http://schemas.microsoft.com/office/2006/metadata/contentType"/>
     <ds:schemaRef ds:uri="http://schemas.microsoft.com/office/2006/metadata/properties/metaAttributes"/>
@@ -22241,18 +21970,10 @@
 </ds:datastoreItem>
 </file>
 
-<file path=customXml/itemProps2.xml><?xml version="1.0" encoding="utf-8"?>
-<ds:datastoreItem xmlns:ds="http://schemas.openxmlformats.org/officeDocument/2006/customXml" ds:itemID="{3413CBAF-FE2A-4049-B4FD-2EDB1D476EEE}">
+<file path=customXml/itemProps3.xml><?xml version="1.0" encoding="utf-8"?>
+<ds:datastoreItem xmlns:ds="http://schemas.openxmlformats.org/officeDocument/2006/customXml" ds:itemID="{D7EFFF70-F4CA-45F9-9367-3527827D54ED}">
   <ds:schemaRefs>
-    <ds:schemaRef ds:uri="http://schemas.openxmlformats.org/officeDocument/2006/bibliography"/>
-  </ds:schemaRefs>
-</ds:datastoreItem>
-</file>
-
-<file path=customXml/itemProps3.xml><?xml version="1.0" encoding="utf-8"?>
-<ds:datastoreItem xmlns:ds="http://schemas.openxmlformats.org/officeDocument/2006/customXml" ds:itemID="{E0DF70A3-1F1A-499B-98E7-8725C4377BAA}">
-  <ds:schemaRefs>
-    <ds:schemaRef ds:uri="http://schemas.openxmlformats.org/officeDocument/2006/bibliography"/>
+    <ds:schemaRef ds:uri="http://schemas.microsoft.com/sharepoint/v3/contenttype/forms"/>
   </ds:schemaRefs>
 </ds:datastoreItem>
 </file>
@@ -22260,24 +21981,18 @@
 <file path=customXml/itemProps4.xml><?xml version="1.0" encoding="utf-8"?>
 <ds:datastoreItem xmlns:ds="http://schemas.openxmlformats.org/officeDocument/2006/customXml" ds:itemID="{2569F79D-317B-414B-A112-A3E9EC7FFBE1}">
   <ds:schemaRefs>
-    <ds:schemaRef ds:uri="http://purl.org/dc/elements/1.1/"/>
-    <ds:schemaRef ds:uri="http://www.w3.org/XML/1998/namespace"/>
-    <ds:schemaRef ds:uri="http://schemas.microsoft.com/office/2006/documentManagement/types"/>
-    <ds:schemaRef ds:uri="http://purl.org/dc/terms/"/>
-    <ds:schemaRef ds:uri="http://purl.org/dc/dcmitype/"/>
+    <ds:schemaRef ds:uri="http://schemas.microsoft.com/office/2006/metadata/properties"/>
     <ds:schemaRef ds:uri="http://schemas.microsoft.com/office/infopath/2007/PartnerControls"/>
-    <ds:schemaRef ds:uri="http://schemas.openxmlformats.org/package/2006/metadata/core-properties"/>
+    <ds:schemaRef ds:uri="785685f2-c2e1-4352-89aa-3faca8eaba52"/>
     <ds:schemaRef ds:uri="5067c814-4b34-462c-a21d-c185ff6548d2"/>
-    <ds:schemaRef ds:uri="785685f2-c2e1-4352-89aa-3faca8eaba52"/>
-    <ds:schemaRef ds:uri="http://schemas.microsoft.com/office/2006/metadata/properties"/>
   </ds:schemaRefs>
 </ds:datastoreItem>
 </file>
 
 <file path=customXml/itemProps5.xml><?xml version="1.0" encoding="utf-8"?>
-<ds:datastoreItem xmlns:ds="http://schemas.openxmlformats.org/officeDocument/2006/customXml" ds:itemID="{D7EFFF70-F4CA-45F9-9367-3527827D54ED}">
+<ds:datastoreItem xmlns:ds="http://schemas.openxmlformats.org/officeDocument/2006/customXml" ds:itemID="{E0DF70A3-1F1A-499B-98E7-8725C4377BAA}">
   <ds:schemaRefs>
-    <ds:schemaRef ds:uri="http://schemas.microsoft.com/sharepoint/v3/contenttype/forms"/>
+    <ds:schemaRef ds:uri="http://schemas.openxmlformats.org/officeDocument/2006/bibliography"/>
   </ds:schemaRefs>
 </ds:datastoreItem>
 </file>